--- a/prac5.ads.docx
+++ b/prac5.ads.docx
@@ -1572,7 +1572,7 @@
                 <w:sz w:val="28"/>
                 <w:szCs w:val="28"/>
               </w:rPr>
-              <w:t>05</w:t>
+              <w:t>06</w:t>
             </w:r>
           </w:p>
         </w:tc>
@@ -1643,7 +1643,7 @@
                 <w:sz w:val="24"/>
                 <w:szCs w:val="24"/>
               </w:rPr>
-              <w:t xml:space="preserve">  Understand</w:t>
+              <w:t xml:space="preserve">  Represent</w:t>
             </w:r>
             <w:proofErr w:type="gramEnd"/>
             <w:r>
@@ -1653,7 +1653,7 @@
                 <w:sz w:val="24"/>
                 <w:szCs w:val="24"/>
               </w:rPr>
-              <w:t xml:space="preserve"> how networks can be represented using </w:t>
+              <w:t xml:space="preserve"> a </w:t>
             </w:r>
             <w:r>
               <w:rPr>
@@ -1664,16 +1664,16 @@
                 <w:sz w:val="24"/>
                 <w:szCs w:val="24"/>
               </w:rPr>
-              <w:t>graphs</w:t>
-            </w:r>
-            <w:r>
-              <w:rPr>
-                <w:rFonts w:ascii="Times New Roman" w:eastAsia="Times New Roman" w:hAnsi="Times New Roman" w:cs="Times New Roman"/>
-                <w:color w:val="auto"/>
-                <w:sz w:val="24"/>
-                <w:szCs w:val="24"/>
-              </w:rPr>
-              <w:t xml:space="preserve"> </w:t>
+              <w:t>city road network</w:t>
+            </w:r>
+            <w:r>
+              <w:rPr>
+                <w:rFonts w:ascii="Times New Roman" w:eastAsia="Times New Roman" w:hAnsi="Times New Roman" w:cs="Times New Roman"/>
+                <w:color w:val="auto"/>
+                <w:sz w:val="24"/>
+                <w:szCs w:val="24"/>
+              </w:rPr>
+              <w:t xml:space="preserve"> as a weighted graph </w:t>
             </w:r>
           </w:p>
           <w:p>
@@ -1713,7 +1713,7 @@
                 <w:sz w:val="24"/>
                 <w:szCs w:val="24"/>
               </w:rPr>
-              <w:t xml:space="preserve"> to identify </w:t>
+              <w:t xml:space="preserve"> how to compute the </w:t>
             </w:r>
             <w:r>
               <w:rPr>
@@ -1724,16 +1724,16 @@
                 <w:sz w:val="24"/>
                 <w:szCs w:val="24"/>
               </w:rPr>
-              <w:t>critical nodes (articulation points)</w:t>
-            </w:r>
-            <w:r>
-              <w:rPr>
-                <w:rFonts w:ascii="Times New Roman" w:eastAsia="Times New Roman" w:hAnsi="Times New Roman" w:cs="Times New Roman"/>
-                <w:color w:val="auto"/>
-                <w:sz w:val="24"/>
-                <w:szCs w:val="24"/>
-              </w:rPr>
-              <w:t xml:space="preserve"> in a network </w:t>
+              <w:t>shortest path</w:t>
+            </w:r>
+            <w:r>
+              <w:rPr>
+                <w:rFonts w:ascii="Times New Roman" w:eastAsia="Times New Roman" w:hAnsi="Times New Roman" w:cs="Times New Roman"/>
+                <w:color w:val="auto"/>
+                <w:sz w:val="24"/>
+                <w:szCs w:val="24"/>
+              </w:rPr>
+              <w:t xml:space="preserve"> between locations </w:t>
             </w:r>
           </w:p>
           <w:p>
@@ -1763,49 +1763,19 @@
                 <w:sz w:val="24"/>
                 <w:szCs w:val="24"/>
               </w:rPr>
-              <w:t xml:space="preserve">  </w:t>
+              <w:t xml:space="preserve">  Apply</w:t>
+            </w:r>
+            <w:proofErr w:type="gramEnd"/>
+            <w:r>
+              <w:rPr>
+                <w:rFonts w:ascii="Times New Roman" w:eastAsia="Times New Roman" w:hAnsi="Times New Roman" w:cs="Times New Roman"/>
+                <w:color w:val="auto"/>
+                <w:sz w:val="24"/>
+                <w:szCs w:val="24"/>
+              </w:rPr>
+              <w:t xml:space="preserve"> </w:t>
             </w:r>
             <w:proofErr w:type="spellStart"/>
-            <w:r>
-              <w:rPr>
-                <w:rFonts w:ascii="Times New Roman" w:eastAsia="Times New Roman" w:hAnsi="Times New Roman" w:cs="Times New Roman"/>
-                <w:color w:val="auto"/>
-                <w:sz w:val="24"/>
-                <w:szCs w:val="24"/>
-              </w:rPr>
-              <w:t>Analyze</w:t>
-            </w:r>
-            <w:proofErr w:type="spellEnd"/>
-            <w:proofErr w:type="gramEnd"/>
-            <w:r>
-              <w:rPr>
-                <w:rFonts w:ascii="Times New Roman" w:eastAsia="Times New Roman" w:hAnsi="Times New Roman" w:cs="Times New Roman"/>
-                <w:color w:val="auto"/>
-                <w:sz w:val="24"/>
-                <w:szCs w:val="24"/>
-              </w:rPr>
-              <w:t xml:space="preserve"> how failure of a single node affects connectivity </w:t>
-            </w:r>
-          </w:p>
-          <w:p>
-            <w:r>
-              <w:rPr>
-                <w:rFonts w:ascii="Times New Roman" w:eastAsia="Times New Roman" w:hAnsi="Symbol" w:cs="Times New Roman"/>
-                <w:color w:val="auto"/>
-                <w:sz w:val="24"/>
-                <w:szCs w:val="24"/>
-              </w:rPr>
-              <w:t></w:t>
-            </w:r>
-            <w:r>
-              <w:rPr>
-                <w:rFonts w:ascii="Times New Roman" w:eastAsia="Times New Roman" w:hAnsi="Times New Roman" w:cs="Times New Roman"/>
-                <w:color w:val="auto"/>
-                <w:sz w:val="24"/>
-                <w:szCs w:val="24"/>
-              </w:rPr>
-              <w:t xml:space="preserve">  Apply graph algorithms in </w:t>
-            </w:r>
             <w:r>
               <w:rPr>
                 <w:rFonts w:ascii="Times New Roman" w:eastAsia="Times New Roman" w:hAnsi="Times New Roman" w:cs="Times New Roman"/>
@@ -1815,7 +1785,88 @@
                 <w:sz w:val="24"/>
                 <w:szCs w:val="24"/>
               </w:rPr>
-              <w:t>network reliability and fault detection</w:t>
+              <w:t>Dijkstra’s</w:t>
+            </w:r>
+            <w:proofErr w:type="spellEnd"/>
+            <w:r>
+              <w:rPr>
+                <w:rFonts w:ascii="Times New Roman" w:eastAsia="Times New Roman" w:hAnsi="Times New Roman" w:cs="Times New Roman"/>
+                <w:b/>
+                <w:bCs/>
+                <w:color w:val="auto"/>
+                <w:sz w:val="24"/>
+                <w:szCs w:val="24"/>
+              </w:rPr>
+              <w:t xml:space="preserve"> algorithm</w:t>
+            </w:r>
+            <w:r>
+              <w:rPr>
+                <w:rFonts w:ascii="Times New Roman" w:eastAsia="Times New Roman" w:hAnsi="Times New Roman" w:cs="Times New Roman"/>
+                <w:color w:val="auto"/>
+                <w:sz w:val="24"/>
+                <w:szCs w:val="24"/>
+              </w:rPr>
+              <w:t xml:space="preserve"> to determine optimal routes </w:t>
+            </w:r>
+          </w:p>
+          <w:p>
+            <w:r>
+              <w:rPr>
+                <w:rFonts w:ascii="Times New Roman" w:eastAsia="Times New Roman" w:hAnsi="Symbol" w:cs="Times New Roman"/>
+                <w:color w:val="auto"/>
+                <w:sz w:val="24"/>
+                <w:szCs w:val="24"/>
+              </w:rPr>
+              <w:t></w:t>
+            </w:r>
+            <w:r>
+              <w:rPr>
+                <w:rFonts w:ascii="Times New Roman" w:eastAsia="Times New Roman" w:hAnsi="Times New Roman" w:cs="Times New Roman"/>
+                <w:color w:val="auto"/>
+                <w:sz w:val="24"/>
+                <w:szCs w:val="24"/>
+              </w:rPr>
+              <w:t xml:space="preserve">  </w:t>
+            </w:r>
+            <w:proofErr w:type="spellStart"/>
+            <w:r>
+              <w:rPr>
+                <w:rFonts w:ascii="Times New Roman" w:eastAsia="Times New Roman" w:hAnsi="Times New Roman" w:cs="Times New Roman"/>
+                <w:color w:val="auto"/>
+                <w:sz w:val="24"/>
+                <w:szCs w:val="24"/>
+              </w:rPr>
+              <w:t>Analyze</w:t>
+            </w:r>
+            <w:proofErr w:type="spellEnd"/>
+            <w:r>
+              <w:rPr>
+                <w:rFonts w:ascii="Times New Roman" w:eastAsia="Times New Roman" w:hAnsi="Times New Roman" w:cs="Times New Roman"/>
+                <w:color w:val="auto"/>
+                <w:sz w:val="24"/>
+                <w:szCs w:val="24"/>
+              </w:rPr>
+              <w:t xml:space="preserve"> </w:t>
+            </w:r>
+            <w:r>
+              <w:rPr>
+                <w:rFonts w:ascii="Times New Roman" w:eastAsia="Times New Roman" w:hAnsi="Times New Roman" w:cs="Times New Roman"/>
+                <w:b/>
+                <w:bCs/>
+                <w:color w:val="auto"/>
+                <w:sz w:val="24"/>
+                <w:szCs w:val="24"/>
+              </w:rPr>
+              <w:t>travel distances and efficiency</w:t>
+            </w:r>
+            <w:r>
+              <w:rPr>
+                <w:rFonts w:ascii="Times New Roman" w:eastAsia="Times New Roman" w:hAnsi="Times New Roman" w:cs="Times New Roman"/>
+                <w:color w:val="auto"/>
+                <w:sz w:val="24"/>
+                <w:szCs w:val="24"/>
+              </w:rPr>
+              <w:t xml:space="preserve"> in urban networks</w:t>
             </w:r>
           </w:p>
         </w:tc>
@@ -1861,7 +1912,38 @@
           </w:tcPr>
           <w:p>
             <w:r>
-              <w:t>Program for detection of single node failure in a network</w:t>
+              <w:t>Design a navigation system for a city road network where</w:t>
+            </w:r>
+          </w:p>
+          <w:p>
+            <w:r>
+              <w:t>intersections are represented as nodes and roads with travel</w:t>
+            </w:r>
+          </w:p>
+          <w:p>
+            <w:r>
+              <w:t>distances are represented as weighted edges.</w:t>
+            </w:r>
+          </w:p>
+          <w:p>
+            <w:r>
+              <w:t xml:space="preserve">Apply </w:t>
+            </w:r>
+            <w:proofErr w:type="spellStart"/>
+            <w:r>
+              <w:t>Dijkstra’s</w:t>
+            </w:r>
+            <w:proofErr w:type="spellEnd"/>
+            <w:r>
+              <w:t xml:space="preserve"> algorithm to compute the shortest travel</w:t>
+            </w:r>
+          </w:p>
+          <w:p>
+            <w:r>
+              <w:t>path from a selected source location to all other destinations, helping users choose the</w:t>
+            </w:r>
+            <w:r>
+              <w:t xml:space="preserve"> most efficient route. </w:t>
             </w:r>
           </w:p>
         </w:tc>
@@ -1907,7 +1989,38 @@
           </w:tcPr>
           <w:p>
             <w:r>
-              <w:t>Program for detection of single node failure in a network</w:t>
+              <w:t>Design a navigation system for a city road network where</w:t>
+            </w:r>
+          </w:p>
+          <w:p>
+            <w:r>
+              <w:t>intersections are represented as nodes and roads with travel</w:t>
+            </w:r>
+          </w:p>
+          <w:p>
+            <w:r>
+              <w:t>distances are represented as weighted edges.</w:t>
+            </w:r>
+          </w:p>
+          <w:p>
+            <w:r>
+              <w:t xml:space="preserve">Apply </w:t>
+            </w:r>
+            <w:proofErr w:type="spellStart"/>
+            <w:r>
+              <w:t>Dijkstra’s</w:t>
+            </w:r>
+            <w:proofErr w:type="spellEnd"/>
+            <w:r>
+              <w:t xml:space="preserve"> algorithm to compute the shortest travel</w:t>
+            </w:r>
+          </w:p>
+          <w:p>
+            <w:r>
+              <w:t>path from a selected source location to all other destinations, helping users cho</w:t>
+            </w:r>
+            <w:r>
+              <w:t xml:space="preserve">ose the most efficient route. </w:t>
             </w:r>
           </w:p>
         </w:tc>
@@ -1969,7 +2082,27 @@
                 <w:sz w:val="24"/>
                 <w:szCs w:val="24"/>
               </w:rPr>
-              <w:t xml:space="preserve">A computer network can be represented as a </w:t>
+              <w:t xml:space="preserve">A city road network can be </w:t>
+            </w:r>
+            <w:proofErr w:type="spellStart"/>
+            <w:r>
+              <w:rPr>
+                <w:rFonts w:ascii="Times New Roman" w:eastAsia="Times New Roman" w:hAnsi="Times New Roman" w:cs="Times New Roman"/>
+                <w:color w:val="auto"/>
+                <w:sz w:val="24"/>
+                <w:szCs w:val="24"/>
+              </w:rPr>
+              <w:t>modeled</w:t>
+            </w:r>
+            <w:proofErr w:type="spellEnd"/>
+            <w:r>
+              <w:rPr>
+                <w:rFonts w:ascii="Times New Roman" w:eastAsia="Times New Roman" w:hAnsi="Times New Roman" w:cs="Times New Roman"/>
+                <w:color w:val="auto"/>
+                <w:sz w:val="24"/>
+                <w:szCs w:val="24"/>
+              </w:rPr>
+              <w:t xml:space="preserve"> using a </w:t>
             </w:r>
             <w:r>
               <w:rPr>
@@ -1980,23 +2113,23 @@
                 <w:sz w:val="24"/>
                 <w:szCs w:val="24"/>
               </w:rPr>
-              <w:t>graph</w:t>
-            </w:r>
-            <w:r>
-              <w:rPr>
-                <w:rFonts w:ascii="Times New Roman" w:eastAsia="Times New Roman" w:hAnsi="Times New Roman" w:cs="Times New Roman"/>
-                <w:color w:val="auto"/>
-                <w:sz w:val="24"/>
-                <w:szCs w:val="24"/>
-              </w:rPr>
-              <w:t>, where:</w:t>
+              <w:t>weighted graph</w:t>
+            </w:r>
+            <w:r>
+              <w:rPr>
+                <w:rFonts w:ascii="Times New Roman" w:eastAsia="Times New Roman" w:hAnsi="Times New Roman" w:cs="Times New Roman"/>
+                <w:color w:val="auto"/>
+                <w:sz w:val="24"/>
+                <w:szCs w:val="24"/>
+              </w:rPr>
+              <w:t>:</w:t>
             </w:r>
           </w:p>
           <w:p>
             <w:pPr>
               <w:numPr>
                 <w:ilvl w:val="0"/>
-                <w:numId w:val="3"/>
+                <w:numId w:val="6"/>
               </w:numPr>
               <w:spacing w:before="100" w:beforeAutospacing="1" w:after="100" w:afterAutospacing="1" w:line="240" w:lineRule="auto"/>
               <w:rPr>
@@ -2024,14 +2157,14 @@
                 <w:sz w:val="24"/>
                 <w:szCs w:val="24"/>
               </w:rPr>
-              <w:t xml:space="preserve"> represent computers/routers </w:t>
+              <w:t xml:space="preserve"> → intersections or locations </w:t>
             </w:r>
           </w:p>
           <w:p>
             <w:pPr>
               <w:numPr>
                 <w:ilvl w:val="0"/>
-                <w:numId w:val="3"/>
+                <w:numId w:val="6"/>
               </w:numPr>
               <w:spacing w:before="100" w:beforeAutospacing="1" w:after="100" w:afterAutospacing="1" w:line="240" w:lineRule="auto"/>
               <w:rPr>
@@ -2059,11 +2192,15 @@
                 <w:sz w:val="24"/>
                 <w:szCs w:val="24"/>
               </w:rPr>
-              <w:t xml:space="preserve"> represent communication links </w:t>
-            </w:r>
-          </w:p>
-          <w:p>
-            <w:pPr>
+              <w:t xml:space="preserve"> → roads connecting intersections </w:t>
+            </w:r>
+          </w:p>
+          <w:p>
+            <w:pPr>
+              <w:numPr>
+                <w:ilvl w:val="0"/>
+                <w:numId w:val="6"/>
+              </w:numPr>
               <w:spacing w:before="100" w:beforeAutospacing="1" w:after="100" w:afterAutospacing="1" w:line="240" w:lineRule="auto"/>
               <w:rPr>
                 <w:rFonts w:ascii="Times New Roman" w:eastAsia="Times New Roman" w:hAnsi="Times New Roman" w:cs="Times New Roman"/>
@@ -2072,15 +2209,6 @@
                 <w:szCs w:val="24"/>
               </w:rPr>
             </w:pPr>
-            <w:r>
-              <w:rPr>
-                <w:rFonts w:ascii="Times New Roman" w:eastAsia="Times New Roman" w:hAnsi="Times New Roman" w:cs="Times New Roman"/>
-                <w:color w:val="auto"/>
-                <w:sz w:val="24"/>
-                <w:szCs w:val="24"/>
-              </w:rPr>
-              <w:t xml:space="preserve">In such a network, a </w:t>
-            </w:r>
             <w:r>
               <w:rPr>
                 <w:rFonts w:ascii="Times New Roman" w:eastAsia="Times New Roman" w:hAnsi="Times New Roman" w:cs="Times New Roman"/>
@@ -2090,105 +2218,23 @@
                 <w:sz w:val="24"/>
                 <w:szCs w:val="24"/>
               </w:rPr>
-              <w:t>single node failure</w:t>
-            </w:r>
-            <w:r>
-              <w:rPr>
-                <w:rFonts w:ascii="Times New Roman" w:eastAsia="Times New Roman" w:hAnsi="Times New Roman" w:cs="Times New Roman"/>
-                <w:color w:val="auto"/>
-                <w:sz w:val="24"/>
-                <w:szCs w:val="24"/>
-              </w:rPr>
-              <w:t xml:space="preserve"> means one node stops working. This may break the network into disconnected parts.</w:t>
+              <w:lastRenderedPageBreak/>
+              <w:t>Weights</w:t>
+            </w:r>
+            <w:r>
+              <w:rPr>
+                <w:rFonts w:ascii="Times New Roman" w:eastAsia="Times New Roman" w:hAnsi="Times New Roman" w:cs="Times New Roman"/>
+                <w:color w:val="auto"/>
+                <w:sz w:val="24"/>
+                <w:szCs w:val="24"/>
+              </w:rPr>
+              <w:t xml:space="preserve"> → travel distance, time, or cost for each road</w:t>
             </w:r>
           </w:p>
           <w:p>
             <w:pPr>
               <w:spacing w:before="100" w:beforeAutospacing="1" w:after="100" w:afterAutospacing="1" w:line="240" w:lineRule="auto"/>
-              <w:rPr>
-                <w:rFonts w:ascii="Times New Roman" w:eastAsia="Times New Roman" w:hAnsi="Times New Roman" w:cs="Times New Roman"/>
-                <w:color w:val="auto"/>
-                <w:sz w:val="24"/>
-                <w:szCs w:val="24"/>
-              </w:rPr>
-            </w:pPr>
-            <w:r>
-              <w:rPr>
-                <w:rFonts w:ascii="Times New Roman" w:eastAsia="Times New Roman" w:hAnsi="Times New Roman" w:cs="Times New Roman"/>
-                <w:color w:val="auto"/>
-                <w:sz w:val="24"/>
-                <w:szCs w:val="24"/>
-              </w:rPr>
-              <w:t xml:space="preserve">A node is called a </w:t>
-            </w:r>
-            <w:r>
-              <w:rPr>
-                <w:rFonts w:ascii="Times New Roman" w:eastAsia="Times New Roman" w:hAnsi="Times New Roman" w:cs="Times New Roman"/>
-                <w:b/>
-                <w:bCs/>
-                <w:color w:val="auto"/>
-                <w:sz w:val="24"/>
-                <w:szCs w:val="24"/>
-              </w:rPr>
-              <w:t>critical node</w:t>
-            </w:r>
-            <w:r>
-              <w:rPr>
-                <w:rFonts w:ascii="Times New Roman" w:eastAsia="Times New Roman" w:hAnsi="Times New Roman" w:cs="Times New Roman"/>
-                <w:color w:val="auto"/>
-                <w:sz w:val="24"/>
-                <w:szCs w:val="24"/>
-              </w:rPr>
-              <w:t xml:space="preserve"> or </w:t>
-            </w:r>
-            <w:r>
-              <w:rPr>
-                <w:rFonts w:ascii="Times New Roman" w:eastAsia="Times New Roman" w:hAnsi="Times New Roman" w:cs="Times New Roman"/>
-                <w:b/>
-                <w:bCs/>
-                <w:color w:val="auto"/>
-                <w:sz w:val="24"/>
-                <w:szCs w:val="24"/>
-              </w:rPr>
-              <w:t>articulation point</w:t>
-            </w:r>
-            <w:r>
-              <w:rPr>
-                <w:rFonts w:ascii="Times New Roman" w:eastAsia="Times New Roman" w:hAnsi="Times New Roman" w:cs="Times New Roman"/>
-                <w:color w:val="auto"/>
-                <w:sz w:val="24"/>
-                <w:szCs w:val="24"/>
-              </w:rPr>
-              <w:t xml:space="preserve"> if:</w:t>
-            </w:r>
-          </w:p>
-          <w:p>
-            <w:pPr>
-              <w:numPr>
-                <w:ilvl w:val="0"/>
-                <w:numId w:val="4"/>
-              </w:numPr>
-              <w:spacing w:before="100" w:beforeAutospacing="1" w:after="100" w:afterAutospacing="1" w:line="240" w:lineRule="auto"/>
-              <w:rPr>
-                <w:rFonts w:ascii="Times New Roman" w:eastAsia="Times New Roman" w:hAnsi="Times New Roman" w:cs="Times New Roman"/>
-                <w:color w:val="auto"/>
-                <w:sz w:val="24"/>
-                <w:szCs w:val="24"/>
-              </w:rPr>
-            </w:pPr>
-            <w:r>
-              <w:rPr>
-                <w:rFonts w:ascii="Times New Roman" w:eastAsia="Times New Roman" w:hAnsi="Times New Roman" w:cs="Times New Roman"/>
-                <w:color w:val="auto"/>
-                <w:sz w:val="24"/>
-                <w:szCs w:val="24"/>
-              </w:rPr>
-              <w:t>Removing it increases the number of disconnected components in the graph</w:t>
-            </w:r>
-          </w:p>
-          <w:p>
-            <w:pPr>
-              <w:spacing w:before="100" w:beforeAutospacing="1" w:after="100" w:afterAutospacing="1" w:line="240" w:lineRule="auto"/>
+              <w:ind w:left="720"/>
             </w:pPr>
           </w:p>
         </w:tc>
@@ -2258,9 +2304,165 @@
           </w:p>
           <w:p>
             <w:pPr>
+              <w:spacing w:after="0" w:line="240" w:lineRule="auto"/>
+              <w:rPr>
+                <w:rFonts w:ascii="Times New Roman" w:eastAsia="Times New Roman" w:hAnsi="Times New Roman" w:cs="Times New Roman"/>
+                <w:color w:val="auto"/>
+                <w:sz w:val="24"/>
+                <w:szCs w:val="24"/>
+              </w:rPr>
+            </w:pPr>
+            <w:proofErr w:type="gramStart"/>
+            <w:r>
+              <w:rPr>
+                <w:rFonts w:ascii="Times New Roman" w:eastAsia="Times New Roman" w:hAnsi="Symbol" w:cs="Times New Roman"/>
+                <w:color w:val="auto"/>
+                <w:sz w:val="24"/>
+                <w:szCs w:val="24"/>
+              </w:rPr>
+              <w:t></w:t>
+            </w:r>
+            <w:r>
+              <w:rPr>
+                <w:rFonts w:ascii="Times New Roman" w:eastAsia="Times New Roman" w:hAnsi="Times New Roman" w:cs="Times New Roman"/>
+                <w:color w:val="auto"/>
+                <w:sz w:val="24"/>
+                <w:szCs w:val="24"/>
+              </w:rPr>
+              <w:t xml:space="preserve">  Create</w:t>
+            </w:r>
+            <w:proofErr w:type="gramEnd"/>
+            <w:r>
+              <w:rPr>
+                <w:rFonts w:ascii="Times New Roman" w:eastAsia="Times New Roman" w:hAnsi="Times New Roman" w:cs="Times New Roman"/>
+                <w:color w:val="auto"/>
+                <w:sz w:val="24"/>
+                <w:szCs w:val="24"/>
+              </w:rPr>
+              <w:t xml:space="preserve"> a weighted graph of the city network </w:t>
+            </w:r>
+          </w:p>
+          <w:p>
+            <w:pPr>
+              <w:spacing w:after="0" w:line="240" w:lineRule="auto"/>
+              <w:rPr>
+                <w:rFonts w:ascii="Times New Roman" w:eastAsia="Times New Roman" w:hAnsi="Times New Roman" w:cs="Times New Roman"/>
+                <w:color w:val="auto"/>
+                <w:sz w:val="24"/>
+                <w:szCs w:val="24"/>
+              </w:rPr>
+            </w:pPr>
+            <w:proofErr w:type="gramStart"/>
+            <w:r>
+              <w:rPr>
+                <w:rFonts w:ascii="Times New Roman" w:eastAsia="Times New Roman" w:hAnsi="Symbol" w:cs="Times New Roman"/>
+                <w:color w:val="auto"/>
+                <w:sz w:val="24"/>
+                <w:szCs w:val="24"/>
+              </w:rPr>
+              <w:t></w:t>
+            </w:r>
+            <w:r>
+              <w:rPr>
+                <w:rFonts w:ascii="Times New Roman" w:eastAsia="Times New Roman" w:hAnsi="Times New Roman" w:cs="Times New Roman"/>
+                <w:color w:val="auto"/>
+                <w:sz w:val="24"/>
+                <w:szCs w:val="24"/>
+              </w:rPr>
+              <w:t xml:space="preserve">  Set</w:t>
+            </w:r>
+            <w:proofErr w:type="gramEnd"/>
+            <w:r>
+              <w:rPr>
+                <w:rFonts w:ascii="Times New Roman" w:eastAsia="Times New Roman" w:hAnsi="Times New Roman" w:cs="Times New Roman"/>
+                <w:color w:val="auto"/>
+                <w:sz w:val="24"/>
+                <w:szCs w:val="24"/>
+              </w:rPr>
+              <w:t xml:space="preserve"> </w:t>
+            </w:r>
+            <w:r>
+              <w:rPr>
+                <w:rFonts w:ascii="Courier New" w:eastAsia="Times New Roman" w:hAnsi="Courier New" w:cs="Courier New"/>
+                <w:color w:val="auto"/>
+                <w:sz w:val="20"/>
+                <w:szCs w:val="20"/>
+              </w:rPr>
+              <w:t>distance[source] = 0</w:t>
+            </w:r>
+            <w:r>
+              <w:rPr>
+                <w:rFonts w:ascii="Times New Roman" w:eastAsia="Times New Roman" w:hAnsi="Times New Roman" w:cs="Times New Roman"/>
+                <w:color w:val="auto"/>
+                <w:sz w:val="24"/>
+                <w:szCs w:val="24"/>
+              </w:rPr>
+              <w:t xml:space="preserve"> and </w:t>
+            </w:r>
+            <w:r>
+              <w:rPr>
+                <w:rFonts w:ascii="Courier New" w:eastAsia="Times New Roman" w:hAnsi="Courier New" w:cs="Courier New"/>
+                <w:color w:val="auto"/>
+                <w:sz w:val="20"/>
+                <w:szCs w:val="20"/>
+              </w:rPr>
+              <w:t>distance[other nodes] = ∞</w:t>
+            </w:r>
+            <w:r>
+              <w:rPr>
+                <w:rFonts w:ascii="Times New Roman" w:eastAsia="Times New Roman" w:hAnsi="Times New Roman" w:cs="Times New Roman"/>
+                <w:color w:val="auto"/>
+                <w:sz w:val="24"/>
+                <w:szCs w:val="24"/>
+              </w:rPr>
+              <w:t xml:space="preserve"> </w:t>
+            </w:r>
+          </w:p>
+          <w:p>
+            <w:pPr>
+              <w:spacing w:after="0" w:line="240" w:lineRule="auto"/>
+              <w:rPr>
+                <w:rFonts w:ascii="Times New Roman" w:eastAsia="Times New Roman" w:hAnsi="Times New Roman" w:cs="Times New Roman"/>
+                <w:color w:val="auto"/>
+                <w:sz w:val="24"/>
+                <w:szCs w:val="24"/>
+              </w:rPr>
+            </w:pPr>
+            <w:proofErr w:type="gramStart"/>
+            <w:r>
+              <w:rPr>
+                <w:rFonts w:ascii="Times New Roman" w:eastAsia="Times New Roman" w:hAnsi="Symbol" w:cs="Times New Roman"/>
+                <w:color w:val="auto"/>
+                <w:sz w:val="24"/>
+                <w:szCs w:val="24"/>
+              </w:rPr>
+              <w:t></w:t>
+            </w:r>
+            <w:r>
+              <w:rPr>
+                <w:rFonts w:ascii="Times New Roman" w:eastAsia="Times New Roman" w:hAnsi="Times New Roman" w:cs="Times New Roman"/>
+                <w:color w:val="auto"/>
+                <w:sz w:val="24"/>
+                <w:szCs w:val="24"/>
+              </w:rPr>
+              <w:t xml:space="preserve">  While</w:t>
+            </w:r>
+            <w:proofErr w:type="gramEnd"/>
+            <w:r>
+              <w:rPr>
+                <w:rFonts w:ascii="Times New Roman" w:eastAsia="Times New Roman" w:hAnsi="Times New Roman" w:cs="Times New Roman"/>
+                <w:color w:val="auto"/>
+                <w:sz w:val="24"/>
+                <w:szCs w:val="24"/>
+              </w:rPr>
+              <w:t xml:space="preserve"> unvisited nodes exist: </w:t>
+            </w:r>
+          </w:p>
+          <w:p>
+            <w:pPr>
               <w:numPr>
                 <w:ilvl w:val="0"/>
-                <w:numId w:val="5"/>
+                <w:numId w:val="8"/>
               </w:numPr>
               <w:spacing w:before="100" w:beforeAutospacing="1" w:after="100" w:afterAutospacing="1" w:line="240" w:lineRule="auto"/>
               <w:rPr>
@@ -2277,14 +2479,32 @@
                 <w:sz w:val="24"/>
                 <w:szCs w:val="24"/>
               </w:rPr>
-              <w:t xml:space="preserve">Represent the network as a graph </w:t>
+              <w:t xml:space="preserve">Pick node </w:t>
+            </w:r>
+            <w:r>
+              <w:rPr>
+                <w:rFonts w:ascii="Courier New" w:eastAsia="Times New Roman" w:hAnsi="Courier New" w:cs="Courier New"/>
+                <w:color w:val="auto"/>
+                <w:sz w:val="20"/>
+                <w:szCs w:val="20"/>
+              </w:rPr>
+              <w:t>u</w:t>
+            </w:r>
+            <w:r>
+              <w:rPr>
+                <w:rFonts w:ascii="Times New Roman" w:eastAsia="Times New Roman" w:hAnsi="Times New Roman" w:cs="Times New Roman"/>
+                <w:color w:val="auto"/>
+                <w:sz w:val="24"/>
+                <w:szCs w:val="24"/>
+              </w:rPr>
+              <w:t xml:space="preserve"> with smallest distance </w:t>
             </w:r>
           </w:p>
           <w:p>
             <w:pPr>
               <w:numPr>
                 <w:ilvl w:val="0"/>
-                <w:numId w:val="5"/>
+                <w:numId w:val="8"/>
               </w:numPr>
               <w:spacing w:before="100" w:beforeAutospacing="1" w:after="100" w:afterAutospacing="1" w:line="240" w:lineRule="auto"/>
               <w:rPr>
@@ -2301,14 +2521,70 @@
                 <w:sz w:val="24"/>
                 <w:szCs w:val="24"/>
               </w:rPr>
-              <w:t xml:space="preserve">Initialize arrays: </w:t>
+              <w:t xml:space="preserve">For each </w:t>
+            </w:r>
+            <w:proofErr w:type="spellStart"/>
+            <w:r>
+              <w:rPr>
+                <w:rFonts w:ascii="Times New Roman" w:eastAsia="Times New Roman" w:hAnsi="Times New Roman" w:cs="Times New Roman"/>
+                <w:color w:val="auto"/>
+                <w:sz w:val="24"/>
+                <w:szCs w:val="24"/>
+              </w:rPr>
+              <w:t>neighbor</w:t>
+            </w:r>
+            <w:proofErr w:type="spellEnd"/>
+            <w:r>
+              <w:rPr>
+                <w:rFonts w:ascii="Times New Roman" w:eastAsia="Times New Roman" w:hAnsi="Times New Roman" w:cs="Times New Roman"/>
+                <w:color w:val="auto"/>
+                <w:sz w:val="24"/>
+                <w:szCs w:val="24"/>
+              </w:rPr>
+              <w:t xml:space="preserve"> </w:t>
+            </w:r>
+            <w:r>
+              <w:rPr>
+                <w:rFonts w:ascii="Courier New" w:eastAsia="Times New Roman" w:hAnsi="Courier New" w:cs="Courier New"/>
+                <w:color w:val="auto"/>
+                <w:sz w:val="20"/>
+                <w:szCs w:val="20"/>
+              </w:rPr>
+              <w:t>v</w:t>
+            </w:r>
+            <w:r>
+              <w:rPr>
+                <w:rFonts w:ascii="Times New Roman" w:eastAsia="Times New Roman" w:hAnsi="Times New Roman" w:cs="Times New Roman"/>
+                <w:color w:val="auto"/>
+                <w:sz w:val="24"/>
+                <w:szCs w:val="24"/>
+              </w:rPr>
+              <w:t xml:space="preserve"> of </w:t>
+            </w:r>
+            <w:r>
+              <w:rPr>
+                <w:rFonts w:ascii="Courier New" w:eastAsia="Times New Roman" w:hAnsi="Courier New" w:cs="Courier New"/>
+                <w:color w:val="auto"/>
+                <w:sz w:val="20"/>
+                <w:szCs w:val="20"/>
+              </w:rPr>
+              <w:t>u</w:t>
+            </w:r>
+            <w:r>
+              <w:rPr>
+                <w:rFonts w:ascii="Times New Roman" w:eastAsia="Times New Roman" w:hAnsi="Times New Roman" w:cs="Times New Roman"/>
+                <w:color w:val="auto"/>
+                <w:sz w:val="24"/>
+                <w:szCs w:val="24"/>
+              </w:rPr>
+              <w:t xml:space="preserve">: </w:t>
             </w:r>
           </w:p>
           <w:p>
             <w:pPr>
               <w:numPr>
                 <w:ilvl w:val="1"/>
-                <w:numId w:val="5"/>
+                <w:numId w:val="8"/>
               </w:numPr>
               <w:spacing w:before="100" w:beforeAutospacing="1" w:after="100" w:afterAutospacing="1" w:line="240" w:lineRule="auto"/>
               <w:rPr>
@@ -2325,34 +2601,71 @@
                 <w:sz w:val="24"/>
                 <w:szCs w:val="24"/>
               </w:rPr>
-              <w:t>Discovery time (</w:t>
-            </w:r>
-            <w:proofErr w:type="gramStart"/>
-            <w:r>
-              <w:rPr>
-                <w:rFonts w:ascii="Times New Roman" w:eastAsia="Times New Roman" w:hAnsi="Times New Roman" w:cs="Times New Roman"/>
-                <w:color w:val="auto"/>
-                <w:sz w:val="24"/>
-                <w:szCs w:val="24"/>
-              </w:rPr>
-              <w:t>disc[</w:t>
-            </w:r>
-            <w:proofErr w:type="gramEnd"/>
-            <w:r>
-              <w:rPr>
-                <w:rFonts w:ascii="Times New Roman" w:eastAsia="Times New Roman" w:hAnsi="Times New Roman" w:cs="Times New Roman"/>
-                <w:color w:val="auto"/>
-                <w:sz w:val="24"/>
-                <w:szCs w:val="24"/>
-              </w:rPr>
-              <w:t xml:space="preserve">]) </w:t>
+              <w:t xml:space="preserve">If </w:t>
+            </w:r>
+            <w:r>
+              <w:rPr>
+                <w:rFonts w:ascii="Courier New" w:eastAsia="Times New Roman" w:hAnsi="Courier New" w:cs="Courier New"/>
+                <w:color w:val="auto"/>
+                <w:sz w:val="20"/>
+                <w:szCs w:val="20"/>
+              </w:rPr>
+              <w:t>distance[u] + weight(</w:t>
+            </w:r>
+            <w:proofErr w:type="spellStart"/>
+            <w:r>
+              <w:rPr>
+                <w:rFonts w:ascii="Courier New" w:eastAsia="Times New Roman" w:hAnsi="Courier New" w:cs="Courier New"/>
+                <w:color w:val="auto"/>
+                <w:sz w:val="20"/>
+                <w:szCs w:val="20"/>
+              </w:rPr>
+              <w:t>u,v</w:t>
+            </w:r>
+            <w:proofErr w:type="spellEnd"/>
+            <w:r>
+              <w:rPr>
+                <w:rFonts w:ascii="Courier New" w:eastAsia="Times New Roman" w:hAnsi="Courier New" w:cs="Courier New"/>
+                <w:color w:val="auto"/>
+                <w:sz w:val="20"/>
+                <w:szCs w:val="20"/>
+              </w:rPr>
+              <w:t>) &lt; distance[v]</w:t>
+            </w:r>
+            <w:r>
+              <w:rPr>
+                <w:rFonts w:ascii="Times New Roman" w:eastAsia="Times New Roman" w:hAnsi="Times New Roman" w:cs="Times New Roman"/>
+                <w:color w:val="auto"/>
+                <w:sz w:val="24"/>
+                <w:szCs w:val="24"/>
+              </w:rPr>
+              <w:br/>
+              <w:t xml:space="preserve">→ update </w:t>
+            </w:r>
+            <w:r>
+              <w:rPr>
+                <w:rFonts w:ascii="Courier New" w:eastAsia="Times New Roman" w:hAnsi="Courier New" w:cs="Courier New"/>
+                <w:color w:val="auto"/>
+                <w:sz w:val="20"/>
+                <w:szCs w:val="20"/>
+              </w:rPr>
+              <w:t>distance[v]</w:t>
+            </w:r>
+            <w:r>
+              <w:rPr>
+                <w:rFonts w:ascii="Times New Roman" w:eastAsia="Times New Roman" w:hAnsi="Times New Roman" w:cs="Times New Roman"/>
+                <w:color w:val="auto"/>
+                <w:sz w:val="24"/>
+                <w:szCs w:val="24"/>
+              </w:rPr>
+              <w:t xml:space="preserve"> </w:t>
             </w:r>
           </w:p>
           <w:p>
             <w:pPr>
               <w:numPr>
-                <w:ilvl w:val="1"/>
-                <w:numId w:val="5"/>
+                <w:ilvl w:val="0"/>
+                <w:numId w:val="8"/>
               </w:numPr>
               <w:spacing w:before="100" w:beforeAutospacing="1" w:after="100" w:afterAutospacing="1" w:line="240" w:lineRule="auto"/>
               <w:rPr>
@@ -2369,215 +2682,7 @@
                 <w:sz w:val="24"/>
                 <w:szCs w:val="24"/>
               </w:rPr>
-              <w:t>Lowest reachable node (</w:t>
-            </w:r>
-            <w:proofErr w:type="gramStart"/>
-            <w:r>
-              <w:rPr>
-                <w:rFonts w:ascii="Times New Roman" w:eastAsia="Times New Roman" w:hAnsi="Times New Roman" w:cs="Times New Roman"/>
-                <w:color w:val="auto"/>
-                <w:sz w:val="24"/>
-                <w:szCs w:val="24"/>
-              </w:rPr>
-              <w:t>low[</w:t>
-            </w:r>
-            <w:proofErr w:type="gramEnd"/>
-            <w:r>
-              <w:rPr>
-                <w:rFonts w:ascii="Times New Roman" w:eastAsia="Times New Roman" w:hAnsi="Times New Roman" w:cs="Times New Roman"/>
-                <w:color w:val="auto"/>
-                <w:sz w:val="24"/>
-                <w:szCs w:val="24"/>
-              </w:rPr>
-              <w:t xml:space="preserve">]) </w:t>
-            </w:r>
-          </w:p>
-          <w:p>
-            <w:pPr>
-              <w:numPr>
-                <w:ilvl w:val="1"/>
-                <w:numId w:val="5"/>
-              </w:numPr>
-              <w:spacing w:before="100" w:beforeAutospacing="1" w:after="100" w:afterAutospacing="1" w:line="240" w:lineRule="auto"/>
-              <w:rPr>
-                <w:rFonts w:ascii="Times New Roman" w:eastAsia="Times New Roman" w:hAnsi="Times New Roman" w:cs="Times New Roman"/>
-                <w:color w:val="auto"/>
-                <w:sz w:val="24"/>
-                <w:szCs w:val="24"/>
-              </w:rPr>
-            </w:pPr>
-            <w:r>
-              <w:rPr>
-                <w:rFonts w:ascii="Times New Roman" w:eastAsia="Times New Roman" w:hAnsi="Times New Roman" w:cs="Times New Roman"/>
-                <w:color w:val="auto"/>
-                <w:sz w:val="24"/>
-                <w:szCs w:val="24"/>
-              </w:rPr>
-              <w:t xml:space="preserve">Parent array </w:t>
-            </w:r>
-          </w:p>
-          <w:p>
-            <w:pPr>
-              <w:numPr>
-                <w:ilvl w:val="0"/>
-                <w:numId w:val="5"/>
-              </w:numPr>
-              <w:spacing w:before="100" w:beforeAutospacing="1" w:after="100" w:afterAutospacing="1" w:line="240" w:lineRule="auto"/>
-              <w:rPr>
-                <w:rFonts w:ascii="Times New Roman" w:eastAsia="Times New Roman" w:hAnsi="Times New Roman" w:cs="Times New Roman"/>
-                <w:color w:val="auto"/>
-                <w:sz w:val="24"/>
-                <w:szCs w:val="24"/>
-              </w:rPr>
-            </w:pPr>
-            <w:r>
-              <w:rPr>
-                <w:rFonts w:ascii="Times New Roman" w:eastAsia="Times New Roman" w:hAnsi="Times New Roman" w:cs="Times New Roman"/>
-                <w:color w:val="auto"/>
-                <w:sz w:val="24"/>
-                <w:szCs w:val="24"/>
-              </w:rPr>
-              <w:t xml:space="preserve">Perform </w:t>
-            </w:r>
-            <w:r>
-              <w:rPr>
-                <w:rFonts w:ascii="Times New Roman" w:eastAsia="Times New Roman" w:hAnsi="Times New Roman" w:cs="Times New Roman"/>
-                <w:b/>
-                <w:bCs/>
-                <w:color w:val="auto"/>
-                <w:sz w:val="24"/>
-                <w:szCs w:val="24"/>
-              </w:rPr>
-              <w:t>Depth First Search (DFS)</w:t>
-            </w:r>
-            <w:r>
-              <w:rPr>
-                <w:rFonts w:ascii="Times New Roman" w:eastAsia="Times New Roman" w:hAnsi="Times New Roman" w:cs="Times New Roman"/>
-                <w:color w:val="auto"/>
-                <w:sz w:val="24"/>
-                <w:szCs w:val="24"/>
-              </w:rPr>
-              <w:t xml:space="preserve"> </w:t>
-            </w:r>
-          </w:p>
-          <w:p>
-            <w:pPr>
-              <w:numPr>
-                <w:ilvl w:val="0"/>
-                <w:numId w:val="5"/>
-              </w:numPr>
-              <w:spacing w:before="100" w:beforeAutospacing="1" w:after="100" w:afterAutospacing="1" w:line="240" w:lineRule="auto"/>
-              <w:rPr>
-                <w:rFonts w:ascii="Times New Roman" w:eastAsia="Times New Roman" w:hAnsi="Times New Roman" w:cs="Times New Roman"/>
-                <w:color w:val="auto"/>
-                <w:sz w:val="24"/>
-                <w:szCs w:val="24"/>
-              </w:rPr>
-            </w:pPr>
-            <w:r>
-              <w:rPr>
-                <w:rFonts w:ascii="Times New Roman" w:eastAsia="Times New Roman" w:hAnsi="Times New Roman" w:cs="Times New Roman"/>
-                <w:color w:val="auto"/>
-                <w:sz w:val="24"/>
-                <w:szCs w:val="24"/>
-              </w:rPr>
-              <w:t xml:space="preserve">For each node: </w:t>
-            </w:r>
-          </w:p>
-          <w:p>
-            <w:pPr>
-              <w:numPr>
-                <w:ilvl w:val="1"/>
-                <w:numId w:val="5"/>
-              </w:numPr>
-              <w:spacing w:before="100" w:beforeAutospacing="1" w:after="100" w:afterAutospacing="1" w:line="240" w:lineRule="auto"/>
-              <w:rPr>
-                <w:rFonts w:ascii="Times New Roman" w:eastAsia="Times New Roman" w:hAnsi="Times New Roman" w:cs="Times New Roman"/>
-                <w:color w:val="auto"/>
-                <w:sz w:val="24"/>
-                <w:szCs w:val="24"/>
-              </w:rPr>
-            </w:pPr>
-            <w:r>
-              <w:rPr>
-                <w:rFonts w:ascii="Times New Roman" w:eastAsia="Times New Roman" w:hAnsi="Times New Roman" w:cs="Times New Roman"/>
-                <w:color w:val="auto"/>
-                <w:sz w:val="24"/>
-                <w:szCs w:val="24"/>
-              </w:rPr>
-              <w:t xml:space="preserve">Track discovery time and low value </w:t>
-            </w:r>
-          </w:p>
-          <w:p>
-            <w:pPr>
-              <w:numPr>
-                <w:ilvl w:val="1"/>
-                <w:numId w:val="5"/>
-              </w:numPr>
-              <w:spacing w:before="100" w:beforeAutospacing="1" w:after="100" w:afterAutospacing="1" w:line="240" w:lineRule="auto"/>
-              <w:rPr>
-                <w:rFonts w:ascii="Times New Roman" w:eastAsia="Times New Roman" w:hAnsi="Times New Roman" w:cs="Times New Roman"/>
-                <w:color w:val="auto"/>
-                <w:sz w:val="24"/>
-                <w:szCs w:val="24"/>
-              </w:rPr>
-            </w:pPr>
-            <w:r>
-              <w:rPr>
-                <w:rFonts w:ascii="Times New Roman" w:eastAsia="Times New Roman" w:hAnsi="Times New Roman" w:cs="Times New Roman"/>
-                <w:color w:val="auto"/>
-                <w:sz w:val="24"/>
-                <w:szCs w:val="24"/>
-              </w:rPr>
-              <w:t xml:space="preserve">Check conditions: </w:t>
-            </w:r>
-          </w:p>
-          <w:p>
-            <w:pPr>
-              <w:numPr>
-                <w:ilvl w:val="2"/>
-                <w:numId w:val="5"/>
-              </w:numPr>
-              <w:spacing w:before="100" w:beforeAutospacing="1" w:after="100" w:afterAutospacing="1" w:line="240" w:lineRule="auto"/>
-              <w:rPr>
-                <w:rFonts w:ascii="Times New Roman" w:eastAsia="Times New Roman" w:hAnsi="Times New Roman" w:cs="Times New Roman"/>
-                <w:color w:val="auto"/>
-                <w:sz w:val="24"/>
-                <w:szCs w:val="24"/>
-              </w:rPr>
-            </w:pPr>
-            <w:r>
-              <w:rPr>
-                <w:rFonts w:ascii="Times New Roman" w:eastAsia="Times New Roman" w:hAnsi="Times New Roman" w:cs="Times New Roman"/>
-                <w:color w:val="auto"/>
-                <w:sz w:val="24"/>
-                <w:szCs w:val="24"/>
-              </w:rPr>
-              <w:t xml:space="preserve">Root node with more than one child → articulation point </w:t>
-            </w:r>
-          </w:p>
-          <w:p>
-            <w:pPr>
-              <w:numPr>
-                <w:ilvl w:val="2"/>
-                <w:numId w:val="5"/>
-              </w:numPr>
-              <w:spacing w:before="100" w:beforeAutospacing="1" w:after="100" w:afterAutospacing="1" w:line="240" w:lineRule="auto"/>
-              <w:rPr>
-                <w:rFonts w:ascii="Times New Roman" w:eastAsia="Times New Roman" w:hAnsi="Times New Roman" w:cs="Times New Roman"/>
-                <w:color w:val="auto"/>
-                <w:sz w:val="24"/>
-                <w:szCs w:val="24"/>
-              </w:rPr>
-            </w:pPr>
-            <w:r>
-              <w:rPr>
-                <w:rFonts w:ascii="Times New Roman" w:eastAsia="Times New Roman" w:hAnsi="Times New Roman" w:cs="Times New Roman"/>
-                <w:color w:val="auto"/>
-                <w:sz w:val="24"/>
-                <w:szCs w:val="24"/>
-              </w:rPr>
-              <w:t xml:space="preserve">Non-root node where </w:t>
+              <w:t xml:space="preserve">Mark </w:t>
             </w:r>
             <w:r>
               <w:rPr>
@@ -2586,66 +2691,80 @@
                 <w:sz w:val="20"/>
                 <w:szCs w:val="20"/>
               </w:rPr>
-              <w:t>low[child] ≥ disc[node]</w:t>
-            </w:r>
-            <w:r>
-              <w:rPr>
-                <w:rFonts w:ascii="Times New Roman" w:eastAsia="Times New Roman" w:hAnsi="Times New Roman" w:cs="Times New Roman"/>
-                <w:color w:val="auto"/>
-                <w:sz w:val="24"/>
-                <w:szCs w:val="24"/>
-              </w:rPr>
-              <w:t xml:space="preserve"> → articulation point </w:t>
-            </w:r>
-          </w:p>
-          <w:p>
-            <w:pPr>
-              <w:numPr>
-                <w:ilvl w:val="0"/>
-                <w:numId w:val="5"/>
-              </w:numPr>
-              <w:spacing w:before="100" w:beforeAutospacing="1" w:after="100" w:afterAutospacing="1" w:line="240" w:lineRule="auto"/>
-              <w:rPr>
-                <w:rFonts w:ascii="Times New Roman" w:eastAsia="Times New Roman" w:hAnsi="Times New Roman" w:cs="Times New Roman"/>
-                <w:color w:val="auto"/>
-                <w:sz w:val="24"/>
-                <w:szCs w:val="24"/>
-              </w:rPr>
-            </w:pPr>
-            <w:r>
-              <w:rPr>
-                <w:rFonts w:ascii="Times New Roman" w:eastAsia="Times New Roman" w:hAnsi="Times New Roman" w:cs="Times New Roman"/>
-                <w:color w:val="auto"/>
-                <w:sz w:val="24"/>
-                <w:szCs w:val="24"/>
-              </w:rPr>
-              <w:t xml:space="preserve">Mark such nodes as </w:t>
-            </w:r>
-            <w:r>
-              <w:rPr>
-                <w:rFonts w:ascii="Times New Roman" w:eastAsia="Times New Roman" w:hAnsi="Times New Roman" w:cs="Times New Roman"/>
-                <w:b/>
-                <w:bCs/>
-                <w:color w:val="auto"/>
-                <w:sz w:val="24"/>
-                <w:szCs w:val="24"/>
-              </w:rPr>
-              <w:t>critical nodes</w:t>
-            </w:r>
-            <w:r>
-              <w:rPr>
-                <w:rFonts w:ascii="Times New Roman" w:eastAsia="Times New Roman" w:hAnsi="Times New Roman" w:cs="Times New Roman"/>
-                <w:color w:val="auto"/>
-                <w:sz w:val="24"/>
-                <w:szCs w:val="24"/>
-              </w:rPr>
-              <w:t xml:space="preserve"> </w:t>
-            </w:r>
-          </w:p>
-          <w:p>
-            <w:pPr>
-              <w:spacing w:after="0"/>
-            </w:pPr>
+              <w:t>u</w:t>
+            </w:r>
+            <w:r>
+              <w:rPr>
+                <w:rFonts w:ascii="Times New Roman" w:eastAsia="Times New Roman" w:hAnsi="Times New Roman" w:cs="Times New Roman"/>
+                <w:color w:val="auto"/>
+                <w:sz w:val="24"/>
+                <w:szCs w:val="24"/>
+              </w:rPr>
+              <w:t xml:space="preserve"> as visited </w:t>
+            </w:r>
+          </w:p>
+          <w:p>
+            <w:pPr>
+              <w:spacing w:after="0" w:line="240" w:lineRule="auto"/>
+              <w:rPr>
+                <w:rFonts w:ascii="Times New Roman" w:eastAsia="Times New Roman" w:hAnsi="Times New Roman" w:cs="Times New Roman"/>
+                <w:color w:val="auto"/>
+                <w:sz w:val="24"/>
+                <w:szCs w:val="24"/>
+              </w:rPr>
+            </w:pPr>
+            <w:proofErr w:type="gramStart"/>
+            <w:r>
+              <w:rPr>
+                <w:rFonts w:ascii="Times New Roman" w:eastAsia="Times New Roman" w:hAnsi="Symbol" w:cs="Times New Roman"/>
+                <w:color w:val="auto"/>
+                <w:sz w:val="24"/>
+                <w:szCs w:val="24"/>
+              </w:rPr>
+              <w:t></w:t>
+            </w:r>
+            <w:r>
+              <w:rPr>
+                <w:rFonts w:ascii="Times New Roman" w:eastAsia="Times New Roman" w:hAnsi="Times New Roman" w:cs="Times New Roman"/>
+                <w:color w:val="auto"/>
+                <w:sz w:val="24"/>
+                <w:szCs w:val="24"/>
+              </w:rPr>
+              <w:t xml:space="preserve">  Continue</w:t>
+            </w:r>
+            <w:proofErr w:type="gramEnd"/>
+            <w:r>
+              <w:rPr>
+                <w:rFonts w:ascii="Times New Roman" w:eastAsia="Times New Roman" w:hAnsi="Times New Roman" w:cs="Times New Roman"/>
+                <w:color w:val="auto"/>
+                <w:sz w:val="24"/>
+                <w:szCs w:val="24"/>
+              </w:rPr>
+              <w:t xml:space="preserve"> until all nodes are visited </w:t>
+            </w:r>
+          </w:p>
+          <w:p>
+            <w:pPr>
+              <w:spacing w:after="0" w:line="240" w:lineRule="auto"/>
+            </w:pPr>
+            <w:r>
+              <w:rPr>
+                <w:rFonts w:ascii="Times New Roman" w:eastAsia="Times New Roman" w:hAnsi="Symbol" w:cs="Times New Roman"/>
+                <w:color w:val="auto"/>
+                <w:sz w:val="24"/>
+                <w:szCs w:val="24"/>
+              </w:rPr>
+              <w:t></w:t>
+            </w:r>
+            <w:r>
+              <w:rPr>
+                <w:rFonts w:ascii="Times New Roman" w:eastAsia="Times New Roman" w:hAnsi="Times New Roman" w:cs="Times New Roman"/>
+                <w:color w:val="auto"/>
+                <w:sz w:val="24"/>
+                <w:szCs w:val="24"/>
+              </w:rPr>
+              <w:t xml:space="preserve">  Output shortest distances and paths</w:t>
+            </w:r>
           </w:p>
         </w:tc>
       </w:tr>
@@ -2698,16 +2817,26 @@
             <w:pPr>
               <w:pStyle w:val="NormalWeb"/>
             </w:pPr>
-            <w:r>
-              <w:rPr>
-                <w:noProof/>
+          </w:p>
+          <w:p>
+            <w:pPr>
+              <w:spacing w:after="0"/>
+              <w:rPr>
+                <w:rFonts w:ascii="Times New Roman" w:eastAsia="Times New Roman" w:hAnsi="Times New Roman" w:cs="Times New Roman"/>
+                <w:sz w:val="24"/>
+              </w:rPr>
+            </w:pPr>
+            <w:r>
+              <w:rPr>
+                <w:rFonts w:ascii="Times New Roman" w:eastAsia="Times New Roman" w:hAnsi="Times New Roman" w:cs="Times New Roman"/>
+                <w:sz w:val="24"/>
               </w:rPr>
               <w:lastRenderedPageBreak/>
               <w:drawing>
-                <wp:inline distT="0" distB="0" distL="0" distR="0">
-                  <wp:extent cx="7639050" cy="5191125"/>
-                  <wp:effectExtent l="0" t="0" r="0" b="9525"/>
-                  <wp:docPr id="4" name="Picture 4" descr="C:\Users\Student\Downloads\image (13).png"/>
+                <wp:inline distT="0" distB="0" distL="0" distR="0" wp14:anchorId="7DD08AD9" wp14:editId="72E67D9F">
+                  <wp:extent cx="4502150" cy="5524500"/>
+                  <wp:effectExtent l="0" t="0" r="0" b="0"/>
+                  <wp:docPr id="1" name="Picture 1"/>
                   <wp:cNvGraphicFramePr>
                     <a:graphicFrameLocks xmlns:a="http://schemas.openxmlformats.org/drawingml/2006/main" noChangeAspect="1"/>
                   </wp:cNvGraphicFramePr>
@@ -2715,36 +2844,23 @@
                     <a:graphicData uri="http://schemas.openxmlformats.org/drawingml/2006/picture">
                       <pic:pic xmlns:pic="http://schemas.openxmlformats.org/drawingml/2006/picture">
                         <pic:nvPicPr>
-                          <pic:cNvPr id="0" name="Picture 7" descr="C:\Users\Student\Downloads\image (13).png"/>
-                          <pic:cNvPicPr>
-                            <a:picLocks noChangeAspect="1" noChangeArrowheads="1"/>
-                          </pic:cNvPicPr>
+                          <pic:cNvPr id="1" name=""/>
+                          <pic:cNvPicPr/>
                         </pic:nvPicPr>
                         <pic:blipFill>
-                          <a:blip r:embed="rId9">
-                            <a:extLst>
-                              <a:ext uri="{28A0092B-C50C-407E-A947-70E740481C1C}">
-                                <a14:useLocalDpi xmlns:a14="http://schemas.microsoft.com/office/drawing/2010/main" val="0"/>
-                              </a:ext>
-                            </a:extLst>
-                          </a:blip>
-                          <a:srcRect/>
+                          <a:blip r:embed="rId9"/>
                           <a:stretch>
                             <a:fillRect/>
                           </a:stretch>
                         </pic:blipFill>
-                        <pic:spPr bwMode="auto">
+                        <pic:spPr>
                           <a:xfrm>
                             <a:off x="0" y="0"/>
-                            <a:ext cx="7639505" cy="5191434"/>
+                            <a:ext cx="4502150" cy="5524500"/>
                           </a:xfrm>
                           <a:prstGeom prst="rect">
                             <a:avLst/>
                           </a:prstGeom>
-                          <a:noFill/>
-                          <a:ln>
-                            <a:noFill/>
-                          </a:ln>
                         </pic:spPr>
                       </pic:pic>
                     </a:graphicData>
@@ -2752,15 +2868,6 @@
                 </wp:inline>
               </w:drawing>
             </w:r>
-          </w:p>
-          <w:p>
-            <w:pPr>
-              <w:spacing w:after="0"/>
-              <w:rPr>
-                <w:rFonts w:ascii="Times New Roman" w:eastAsia="Times New Roman" w:hAnsi="Times New Roman" w:cs="Times New Roman"/>
-                <w:sz w:val="24"/>
-              </w:rPr>
-            </w:pPr>
           </w:p>
           <w:p>
             <w:pPr>
@@ -2824,15 +2931,12 @@
               <w:pStyle w:val="NormalWeb"/>
             </w:pPr>
             <w:r>
-              <w:rPr>
-                <w:noProof/>
-              </w:rPr>
               <w:lastRenderedPageBreak/>
               <w:drawing>
-                <wp:inline distT="0" distB="0" distL="0" distR="0">
-                  <wp:extent cx="10715625" cy="6010275"/>
-                  <wp:effectExtent l="0" t="0" r="9525" b="9525"/>
-                  <wp:docPr id="5" name="Picture 5" descr="C:\Users\Student\Downloads\image (14).png"/>
+                <wp:inline distT="0" distB="0" distL="0" distR="0" wp14:anchorId="209EF86B" wp14:editId="1B17DE98">
+                  <wp:extent cx="4502150" cy="3943350"/>
+                  <wp:effectExtent l="0" t="0" r="0" b="0"/>
+                  <wp:docPr id="6" name="Picture 6"/>
                   <wp:cNvGraphicFramePr>
                     <a:graphicFrameLocks xmlns:a="http://schemas.openxmlformats.org/drawingml/2006/main" noChangeAspect="1"/>
                   </wp:cNvGraphicFramePr>
@@ -2840,36 +2944,23 @@
                     <a:graphicData uri="http://schemas.openxmlformats.org/drawingml/2006/picture">
                       <pic:pic xmlns:pic="http://schemas.openxmlformats.org/drawingml/2006/picture">
                         <pic:nvPicPr>
-                          <pic:cNvPr id="0" name="Picture 9" descr="C:\Users\Student\Downloads\image (14).png"/>
-                          <pic:cNvPicPr>
-                            <a:picLocks noChangeAspect="1" noChangeArrowheads="1"/>
-                          </pic:cNvPicPr>
+                          <pic:cNvPr id="1" name=""/>
+                          <pic:cNvPicPr/>
                         </pic:nvPicPr>
                         <pic:blipFill>
-                          <a:blip r:embed="rId10">
-                            <a:extLst>
-                              <a:ext uri="{28A0092B-C50C-407E-A947-70E740481C1C}">
-                                <a14:useLocalDpi xmlns:a14="http://schemas.microsoft.com/office/drawing/2010/main" val="0"/>
-                              </a:ext>
-                            </a:extLst>
-                          </a:blip>
-                          <a:srcRect/>
+                          <a:blip r:embed="rId10"/>
                           <a:stretch>
                             <a:fillRect/>
                           </a:stretch>
                         </pic:blipFill>
-                        <pic:spPr bwMode="auto">
+                        <pic:spPr>
                           <a:xfrm>
                             <a:off x="0" y="0"/>
-                            <a:ext cx="10715625" cy="6010275"/>
+                            <a:ext cx="4502150" cy="3943350"/>
                           </a:xfrm>
                           <a:prstGeom prst="rect">
                             <a:avLst/>
                           </a:prstGeom>
-                          <a:noFill/>
-                          <a:ln>
-                            <a:noFill/>
-                          </a:ln>
                         </pic:spPr>
                       </pic:pic>
                     </a:graphicData>
@@ -2877,17 +2968,17 @@
                 </wp:inline>
               </w:drawing>
             </w:r>
-          </w:p>
-          <w:p>
-            <w:pPr>
-              <w:spacing w:after="0"/>
-              <w:rPr>
-                <w:rFonts w:ascii="Times New Roman" w:eastAsia="Times New Roman" w:hAnsi="Times New Roman" w:cs="Times New Roman"/>
-                <w:sz w:val="24"/>
-              </w:rPr>
-            </w:pPr>
             <w:bookmarkStart w:id="0" w:name="_GoBack"/>
             <w:bookmarkEnd w:id="0"/>
+          </w:p>
+          <w:p>
+            <w:pPr>
+              <w:spacing w:after="0"/>
+              <w:rPr>
+                <w:rFonts w:ascii="Times New Roman" w:eastAsia="Times New Roman" w:hAnsi="Times New Roman" w:cs="Times New Roman"/>
+                <w:sz w:val="24"/>
+              </w:rPr>
+            </w:pPr>
           </w:p>
           <w:p>
             <w:pPr>
@@ -2942,19 +3033,173 @@
             </w:tcBorders>
           </w:tcPr>
           <w:p>
-            <w:r>
-              <w:t xml:space="preserve">The output of the system identifies whether there are any </w:t>
-            </w:r>
+            <w:pPr>
+              <w:pStyle w:val="Heading3"/>
+              <w:rPr>
+                <w:rFonts w:ascii="Times New Roman" w:eastAsia="Times New Roman" w:hAnsi="Times New Roman" w:cs="Times New Roman"/>
+                <w:color w:val="auto"/>
+              </w:rPr>
+            </w:pPr>
+            <w:r>
+              <w:t>Example Case</w:t>
+            </w:r>
+          </w:p>
+          <w:p>
+            <w:pPr>
+              <w:pStyle w:val="NormalWeb"/>
+            </w:pPr>
             <w:r>
               <w:rPr>
                 <w:rStyle w:val="Strong"/>
               </w:rPr>
-              <w:t>critical nodes (articulation points)</w:t>
-            </w:r>
-            <w:r>
-              <w:t xml:space="preserve"> in the network. These are nodes whose failure can disrupt the connectivity of the entire network.</w:t>
-            </w:r>
-          </w:p>
+              <w:t>City Network:</w:t>
+            </w:r>
+          </w:p>
+          <w:p>
+            <w:pPr>
+              <w:numPr>
+                <w:ilvl w:val="0"/>
+                <w:numId w:val="9"/>
+              </w:numPr>
+              <w:spacing w:before="100" w:beforeAutospacing="1" w:after="100" w:afterAutospacing="1" w:line="240" w:lineRule="auto"/>
+            </w:pPr>
+            <w:r>
+              <w:t xml:space="preserve">Nodes: A, B, C, D </w:t>
+            </w:r>
+          </w:p>
+          <w:p>
+            <w:pPr>
+              <w:pStyle w:val="NormalWeb"/>
+              <w:numPr>
+                <w:ilvl w:val="0"/>
+                <w:numId w:val="9"/>
+              </w:numPr>
+            </w:pPr>
+            <w:r>
+              <w:t>Roads with distances:</w:t>
+            </w:r>
+          </w:p>
+          <w:p>
+            <w:pPr>
+              <w:pStyle w:val="HTMLPreformatted"/>
+              <w:ind w:left="720"/>
+            </w:pPr>
+            <w:r>
+              <w:t xml:space="preserve">A → B = 5, A → C = 10  </w:t>
+            </w:r>
+            <w:r>
+              <w:br/>
+              <w:t xml:space="preserve">B → C = 3, B → D = 9  </w:t>
+            </w:r>
+            <w:r>
+              <w:br/>
+              <w:t>C → D = 1</w:t>
+            </w:r>
+          </w:p>
+          <w:p>
+            <w:pPr>
+              <w:pStyle w:val="NormalWeb"/>
+            </w:pPr>
+            <w:r>
+              <w:rPr>
+                <w:rStyle w:val="Strong"/>
+              </w:rPr>
+              <w:t>Source:</w:t>
+            </w:r>
+            <w:r>
+              <w:t xml:space="preserve"> A</w:t>
+            </w:r>
+          </w:p>
+          <w:p>
+            <w:pPr>
+              <w:pStyle w:val="NormalWeb"/>
+            </w:pPr>
+            <w:r>
+              <w:rPr>
+                <w:rStyle w:val="Strong"/>
+              </w:rPr>
+              <w:t>Output:</w:t>
+            </w:r>
+          </w:p>
+          <w:p>
+            <w:pPr>
+              <w:pStyle w:val="HTMLPreformatted"/>
+            </w:pPr>
+            <w:r>
+              <w:t>Shortest distance from A:</w:t>
+            </w:r>
+            <w:r>
+              <w:br/>
+              <w:t>A → A = 0</w:t>
+            </w:r>
+            <w:r>
+              <w:br/>
+              <w:t>A → B = 5</w:t>
+            </w:r>
+            <w:r>
+              <w:br/>
+              <w:t>A → C = 8  (via B)</w:t>
+            </w:r>
+            <w:r>
+              <w:br/>
+              <w:t>A → D = 9  (via C)</w:t>
+            </w:r>
+          </w:p>
+          <w:p>
+            <w:pPr>
+              <w:pStyle w:val="NormalWeb"/>
+            </w:pPr>
+            <w:r>
+              <w:rPr>
+                <w:rStyle w:val="Strong"/>
+              </w:rPr>
+              <w:lastRenderedPageBreak/>
+              <w:t>Interpretation:</w:t>
+            </w:r>
+          </w:p>
+          <w:p>
+            <w:pPr>
+              <w:numPr>
+                <w:ilvl w:val="0"/>
+                <w:numId w:val="10"/>
+              </w:numPr>
+              <w:spacing w:before="100" w:beforeAutospacing="1" w:after="100" w:afterAutospacing="1" w:line="240" w:lineRule="auto"/>
+            </w:pPr>
+            <w:r>
+              <w:t xml:space="preserve">The system finds the </w:t>
+            </w:r>
+            <w:r>
+              <w:rPr>
+                <w:rStyle w:val="Strong"/>
+              </w:rPr>
+              <w:t>minimum travel distance</w:t>
+            </w:r>
+            <w:r>
+              <w:t xml:space="preserve"> to all intersections </w:t>
+            </w:r>
+          </w:p>
+          <w:p>
+            <w:pPr>
+              <w:numPr>
+                <w:ilvl w:val="0"/>
+                <w:numId w:val="10"/>
+              </w:numPr>
+              <w:spacing w:before="100" w:beforeAutospacing="1" w:after="100" w:afterAutospacing="1" w:line="240" w:lineRule="auto"/>
+            </w:pPr>
+            <w:r>
+              <w:t xml:space="preserve">Suggests </w:t>
+            </w:r>
+            <w:r>
+              <w:rPr>
+                <w:rStyle w:val="Strong"/>
+              </w:rPr>
+              <w:t>efficient routes</w:t>
+            </w:r>
+            <w:r>
+              <w:t xml:space="preserve"> to avoid longer paths</w:t>
+            </w:r>
+          </w:p>
+          <w:p/>
         </w:tc>
       </w:tr>
       <w:tr>
@@ -3318,8 +3563,19 @@
                 <w:sz w:val="24"/>
                 <w:szCs w:val="24"/>
               </w:rPr>
-              <w:t xml:space="preserve">  The</w:t>
-            </w:r>
+              <w:t xml:space="preserve">  </w:t>
+            </w:r>
+            <w:proofErr w:type="spellStart"/>
+            <w:r>
+              <w:rPr>
+                <w:rFonts w:ascii="Times New Roman" w:eastAsia="Times New Roman" w:hAnsi="Times New Roman" w:cs="Times New Roman"/>
+                <w:color w:val="auto"/>
+                <w:sz w:val="24"/>
+                <w:szCs w:val="24"/>
+              </w:rPr>
+              <w:t>Dijkstra’s</w:t>
+            </w:r>
+            <w:proofErr w:type="spellEnd"/>
             <w:proofErr w:type="gramEnd"/>
             <w:r>
               <w:rPr>
@@ -3328,7 +3584,7 @@
                 <w:sz w:val="24"/>
                 <w:szCs w:val="24"/>
               </w:rPr>
-              <w:t xml:space="preserve"> system helps detect </w:t>
+              <w:t xml:space="preserve"> algorithm is </w:t>
             </w:r>
             <w:r>
               <w:rPr>
@@ -3339,16 +3595,16 @@
                 <w:sz w:val="24"/>
                 <w:szCs w:val="24"/>
               </w:rPr>
-              <w:t>single points of failure</w:t>
-            </w:r>
-            <w:r>
-              <w:rPr>
-                <w:rFonts w:ascii="Times New Roman" w:eastAsia="Times New Roman" w:hAnsi="Times New Roman" w:cs="Times New Roman"/>
-                <w:color w:val="auto"/>
-                <w:sz w:val="24"/>
-                <w:szCs w:val="24"/>
-              </w:rPr>
-              <w:t xml:space="preserve"> in a network </w:t>
+              <w:t>effective for urban navigation systems</w:t>
+            </w:r>
+            <w:r>
+              <w:rPr>
+                <w:rFonts w:ascii="Times New Roman" w:eastAsia="Times New Roman" w:hAnsi="Times New Roman" w:cs="Times New Roman"/>
+                <w:color w:val="auto"/>
+                <w:sz w:val="24"/>
+                <w:szCs w:val="24"/>
+              </w:rPr>
+              <w:t xml:space="preserve"> </w:t>
             </w:r>
           </w:p>
           <w:p>
@@ -3378,7 +3634,7 @@
                 <w:sz w:val="24"/>
                 <w:szCs w:val="24"/>
               </w:rPr>
-              <w:t xml:space="preserve">  Identifying</w:t>
+              <w:t xml:space="preserve">  Helps</w:t>
             </w:r>
             <w:proofErr w:type="gramEnd"/>
             <w:r>
@@ -3388,7 +3644,7 @@
                 <w:sz w:val="24"/>
                 <w:szCs w:val="24"/>
               </w:rPr>
-              <w:t xml:space="preserve"> articulation points improves </w:t>
+              <w:t xml:space="preserve"> </w:t>
             </w:r>
             <w:r>
               <w:rPr>
@@ -3399,56 +3655,16 @@
                 <w:sz w:val="24"/>
                 <w:szCs w:val="24"/>
               </w:rPr>
-              <w:t>network design and reliability</w:t>
-            </w:r>
-            <w:r>
-              <w:rPr>
-                <w:rFonts w:ascii="Times New Roman" w:eastAsia="Times New Roman" w:hAnsi="Times New Roman" w:cs="Times New Roman"/>
-                <w:color w:val="auto"/>
-                <w:sz w:val="24"/>
-                <w:szCs w:val="24"/>
-              </w:rPr>
-              <w:t xml:space="preserve"> </w:t>
-            </w:r>
-          </w:p>
-          <w:p>
-            <w:pPr>
-              <w:spacing w:after="0" w:line="240" w:lineRule="auto"/>
-              <w:rPr>
-                <w:rFonts w:ascii="Times New Roman" w:eastAsia="Times New Roman" w:hAnsi="Times New Roman" w:cs="Times New Roman"/>
-                <w:color w:val="auto"/>
-                <w:sz w:val="24"/>
-                <w:szCs w:val="24"/>
-              </w:rPr>
-            </w:pPr>
-            <w:proofErr w:type="gramStart"/>
-            <w:r>
-              <w:rPr>
-                <w:rFonts w:ascii="Times New Roman" w:eastAsia="Times New Roman" w:hAnsi="Symbol" w:cs="Times New Roman"/>
-                <w:color w:val="auto"/>
-                <w:sz w:val="24"/>
-                <w:szCs w:val="24"/>
-              </w:rPr>
-              <w:t></w:t>
-            </w:r>
-            <w:r>
-              <w:rPr>
-                <w:rFonts w:ascii="Times New Roman" w:eastAsia="Times New Roman" w:hAnsi="Times New Roman" w:cs="Times New Roman"/>
-                <w:color w:val="auto"/>
-                <w:sz w:val="24"/>
-                <w:szCs w:val="24"/>
-              </w:rPr>
-              <w:t xml:space="preserve">  Ensures</w:t>
-            </w:r>
-            <w:proofErr w:type="gramEnd"/>
-            <w:r>
-              <w:rPr>
-                <w:rFonts w:ascii="Times New Roman" w:eastAsia="Times New Roman" w:hAnsi="Times New Roman" w:cs="Times New Roman"/>
-                <w:color w:val="auto"/>
-                <w:sz w:val="24"/>
-                <w:szCs w:val="24"/>
-              </w:rPr>
-              <w:t xml:space="preserve"> better </w:t>
+              <w:t>plan routes efficiently</w:t>
+            </w:r>
+            <w:r>
+              <w:rPr>
+                <w:rFonts w:ascii="Times New Roman" w:eastAsia="Times New Roman" w:hAnsi="Times New Roman" w:cs="Times New Roman"/>
+                <w:color w:val="auto"/>
+                <w:sz w:val="24"/>
+                <w:szCs w:val="24"/>
+              </w:rPr>
+              <w:t xml:space="preserve"> and </w:t>
             </w:r>
             <w:r>
               <w:rPr>
@@ -3459,7 +3675,7 @@
                 <w:sz w:val="24"/>
                 <w:szCs w:val="24"/>
               </w:rPr>
-              <w:t>fault tolerance and communication stability</w:t>
+              <w:t>reduce travel time</w:t>
             </w:r>
             <w:r>
               <w:rPr>
@@ -3472,6 +3688,16 @@
             </w:r>
           </w:p>
           <w:p>
+            <w:pPr>
+              <w:spacing w:after="0" w:line="240" w:lineRule="auto"/>
+              <w:rPr>
+                <w:rFonts w:ascii="Times New Roman" w:eastAsia="Times New Roman" w:hAnsi="Times New Roman" w:cs="Times New Roman"/>
+                <w:color w:val="auto"/>
+                <w:sz w:val="24"/>
+                <w:szCs w:val="24"/>
+              </w:rPr>
+            </w:pPr>
+            <w:proofErr w:type="gramStart"/>
             <w:r>
               <w:rPr>
                 <w:rFonts w:ascii="Times New Roman" w:eastAsia="Times New Roman" w:hAnsi="Symbol" w:cs="Times New Roman"/>
@@ -3488,7 +3714,17 @@
                 <w:sz w:val="24"/>
                 <w:szCs w:val="24"/>
               </w:rPr>
-              <w:t xml:space="preserve">  Useful in </w:t>
+              <w:t xml:space="preserve">  Supports</w:t>
+            </w:r>
+            <w:proofErr w:type="gramEnd"/>
+            <w:r>
+              <w:rPr>
+                <w:rFonts w:ascii="Times New Roman" w:eastAsia="Times New Roman" w:hAnsi="Times New Roman" w:cs="Times New Roman"/>
+                <w:color w:val="auto"/>
+                <w:sz w:val="24"/>
+                <w:szCs w:val="24"/>
+              </w:rPr>
+              <w:t xml:space="preserve"> </w:t>
             </w:r>
             <w:r>
               <w:rPr>
@@ -3499,7 +3735,47 @@
                 <w:sz w:val="24"/>
                 <w:szCs w:val="24"/>
               </w:rPr>
-              <w:t>computer networks, power grids, and transportation systems</w:t>
+              <w:t>traffic management, GPS navigation, and smart city planning</w:t>
+            </w:r>
+            <w:r>
+              <w:rPr>
+                <w:rFonts w:ascii="Times New Roman" w:eastAsia="Times New Roman" w:hAnsi="Times New Roman" w:cs="Times New Roman"/>
+                <w:color w:val="auto"/>
+                <w:sz w:val="24"/>
+                <w:szCs w:val="24"/>
+              </w:rPr>
+              <w:t xml:space="preserve"> </w:t>
+            </w:r>
+          </w:p>
+          <w:p>
+            <w:r>
+              <w:rPr>
+                <w:rFonts w:ascii="Times New Roman" w:eastAsia="Times New Roman" w:hAnsi="Symbol" w:cs="Times New Roman"/>
+                <w:color w:val="auto"/>
+                <w:sz w:val="24"/>
+                <w:szCs w:val="24"/>
+              </w:rPr>
+              <w:t></w:t>
+            </w:r>
+            <w:r>
+              <w:rPr>
+                <w:rFonts w:ascii="Times New Roman" w:eastAsia="Times New Roman" w:hAnsi="Times New Roman" w:cs="Times New Roman"/>
+                <w:color w:val="auto"/>
+                <w:sz w:val="24"/>
+                <w:szCs w:val="24"/>
+              </w:rPr>
+              <w:t xml:space="preserve">  Ensures that </w:t>
+            </w:r>
+            <w:r>
+              <w:rPr>
+                <w:rFonts w:ascii="Times New Roman" w:eastAsia="Times New Roman" w:hAnsi="Times New Roman" w:cs="Times New Roman"/>
+                <w:b/>
+                <w:bCs/>
+                <w:color w:val="auto"/>
+                <w:sz w:val="24"/>
+                <w:szCs w:val="24"/>
+              </w:rPr>
+              <w:t>users reach their destination by the shortest path</w:t>
             </w:r>
           </w:p>
         </w:tc>
@@ -3528,6 +3804,7 @@
                 <w:rFonts w:ascii="Times New Roman" w:eastAsia="Times New Roman" w:hAnsi="Times New Roman" w:cs="Times New Roman"/>
                 <w:sz w:val="24"/>
               </w:rPr>
+              <w:lastRenderedPageBreak/>
               <w:t>Plag</w:t>
             </w:r>
             <w:proofErr w:type="spellEnd"/>
@@ -3660,7 +3937,6 @@
                 <w:rFonts w:ascii="Times New Roman" w:eastAsia="Times New Roman" w:hAnsi="Times New Roman" w:cs="Times New Roman"/>
                 <w:sz w:val="24"/>
               </w:rPr>
-              <w:lastRenderedPageBreak/>
               <w:t>Date</w:t>
             </w:r>
           </w:p>
@@ -5942,6 +6218,304 @@
     </w:lvl>
   </w:abstractNum>
   <w:abstractNum w:abstractNumId="1" w15:restartNumberingAfterBreak="0">
+    <w:nsid w:val="0EB67D59"/>
+    <w:multiLevelType w:val="multilevel"/>
+    <w:tmpl w:val="0378876E"/>
+    <w:lvl w:ilvl="0">
+      <w:start w:val="1"/>
+      <w:numFmt w:val="bullet"/>
+      <w:lvlText w:val=""/>
+      <w:lvlJc w:val="left"/>
+      <w:pPr>
+        <w:tabs>
+          <w:tab w:val="num" w:pos="720"/>
+        </w:tabs>
+        <w:ind w:left="720" w:hanging="360"/>
+      </w:pPr>
+      <w:rPr>
+        <w:rFonts w:ascii="Symbol" w:hAnsi="Symbol" w:hint="default"/>
+        <w:sz w:val="20"/>
+      </w:rPr>
+    </w:lvl>
+    <w:lvl w:ilvl="1" w:tentative="1">
+      <w:start w:val="1"/>
+      <w:numFmt w:val="bullet"/>
+      <w:lvlText w:val="o"/>
+      <w:lvlJc w:val="left"/>
+      <w:pPr>
+        <w:tabs>
+          <w:tab w:val="num" w:pos="1440"/>
+        </w:tabs>
+        <w:ind w:left="1440" w:hanging="360"/>
+      </w:pPr>
+      <w:rPr>
+        <w:rFonts w:ascii="Courier New" w:hAnsi="Courier New" w:hint="default"/>
+        <w:sz w:val="20"/>
+      </w:rPr>
+    </w:lvl>
+    <w:lvl w:ilvl="2" w:tentative="1">
+      <w:start w:val="1"/>
+      <w:numFmt w:val="bullet"/>
+      <w:lvlText w:val=""/>
+      <w:lvlJc w:val="left"/>
+      <w:pPr>
+        <w:tabs>
+          <w:tab w:val="num" w:pos="2160"/>
+        </w:tabs>
+        <w:ind w:left="2160" w:hanging="360"/>
+      </w:pPr>
+      <w:rPr>
+        <w:rFonts w:ascii="Wingdings" w:hAnsi="Wingdings" w:hint="default"/>
+        <w:sz w:val="20"/>
+      </w:rPr>
+    </w:lvl>
+    <w:lvl w:ilvl="3" w:tentative="1">
+      <w:start w:val="1"/>
+      <w:numFmt w:val="bullet"/>
+      <w:lvlText w:val=""/>
+      <w:lvlJc w:val="left"/>
+      <w:pPr>
+        <w:tabs>
+          <w:tab w:val="num" w:pos="2880"/>
+        </w:tabs>
+        <w:ind w:left="2880" w:hanging="360"/>
+      </w:pPr>
+      <w:rPr>
+        <w:rFonts w:ascii="Wingdings" w:hAnsi="Wingdings" w:hint="default"/>
+        <w:sz w:val="20"/>
+      </w:rPr>
+    </w:lvl>
+    <w:lvl w:ilvl="4" w:tentative="1">
+      <w:start w:val="1"/>
+      <w:numFmt w:val="bullet"/>
+      <w:lvlText w:val=""/>
+      <w:lvlJc w:val="left"/>
+      <w:pPr>
+        <w:tabs>
+          <w:tab w:val="num" w:pos="3600"/>
+        </w:tabs>
+        <w:ind w:left="3600" w:hanging="360"/>
+      </w:pPr>
+      <w:rPr>
+        <w:rFonts w:ascii="Wingdings" w:hAnsi="Wingdings" w:hint="default"/>
+        <w:sz w:val="20"/>
+      </w:rPr>
+    </w:lvl>
+    <w:lvl w:ilvl="5" w:tentative="1">
+      <w:start w:val="1"/>
+      <w:numFmt w:val="bullet"/>
+      <w:lvlText w:val=""/>
+      <w:lvlJc w:val="left"/>
+      <w:pPr>
+        <w:tabs>
+          <w:tab w:val="num" w:pos="4320"/>
+        </w:tabs>
+        <w:ind w:left="4320" w:hanging="360"/>
+      </w:pPr>
+      <w:rPr>
+        <w:rFonts w:ascii="Wingdings" w:hAnsi="Wingdings" w:hint="default"/>
+        <w:sz w:val="20"/>
+      </w:rPr>
+    </w:lvl>
+    <w:lvl w:ilvl="6" w:tentative="1">
+      <w:start w:val="1"/>
+      <w:numFmt w:val="bullet"/>
+      <w:lvlText w:val=""/>
+      <w:lvlJc w:val="left"/>
+      <w:pPr>
+        <w:tabs>
+          <w:tab w:val="num" w:pos="5040"/>
+        </w:tabs>
+        <w:ind w:left="5040" w:hanging="360"/>
+      </w:pPr>
+      <w:rPr>
+        <w:rFonts w:ascii="Wingdings" w:hAnsi="Wingdings" w:hint="default"/>
+        <w:sz w:val="20"/>
+      </w:rPr>
+    </w:lvl>
+    <w:lvl w:ilvl="7" w:tentative="1">
+      <w:start w:val="1"/>
+      <w:numFmt w:val="bullet"/>
+      <w:lvlText w:val=""/>
+      <w:lvlJc w:val="left"/>
+      <w:pPr>
+        <w:tabs>
+          <w:tab w:val="num" w:pos="5760"/>
+        </w:tabs>
+        <w:ind w:left="5760" w:hanging="360"/>
+      </w:pPr>
+      <w:rPr>
+        <w:rFonts w:ascii="Wingdings" w:hAnsi="Wingdings" w:hint="default"/>
+        <w:sz w:val="20"/>
+      </w:rPr>
+    </w:lvl>
+    <w:lvl w:ilvl="8" w:tentative="1">
+      <w:start w:val="1"/>
+      <w:numFmt w:val="bullet"/>
+      <w:lvlText w:val=""/>
+      <w:lvlJc w:val="left"/>
+      <w:pPr>
+        <w:tabs>
+          <w:tab w:val="num" w:pos="6480"/>
+        </w:tabs>
+        <w:ind w:left="6480" w:hanging="360"/>
+      </w:pPr>
+      <w:rPr>
+        <w:rFonts w:ascii="Wingdings" w:hAnsi="Wingdings" w:hint="default"/>
+        <w:sz w:val="20"/>
+      </w:rPr>
+    </w:lvl>
+  </w:abstractNum>
+  <w:abstractNum w:abstractNumId="2" w15:restartNumberingAfterBreak="0">
+    <w:nsid w:val="100D6B85"/>
+    <w:multiLevelType w:val="multilevel"/>
+    <w:tmpl w:val="4A561FC6"/>
+    <w:lvl w:ilvl="0">
+      <w:start w:val="1"/>
+      <w:numFmt w:val="bullet"/>
+      <w:lvlText w:val=""/>
+      <w:lvlJc w:val="left"/>
+      <w:pPr>
+        <w:tabs>
+          <w:tab w:val="num" w:pos="720"/>
+        </w:tabs>
+        <w:ind w:left="720" w:hanging="360"/>
+      </w:pPr>
+      <w:rPr>
+        <w:rFonts w:ascii="Symbol" w:hAnsi="Symbol" w:hint="default"/>
+        <w:sz w:val="20"/>
+      </w:rPr>
+    </w:lvl>
+    <w:lvl w:ilvl="1" w:tentative="1">
+      <w:start w:val="1"/>
+      <w:numFmt w:val="bullet"/>
+      <w:lvlText w:val="o"/>
+      <w:lvlJc w:val="left"/>
+      <w:pPr>
+        <w:tabs>
+          <w:tab w:val="num" w:pos="1440"/>
+        </w:tabs>
+        <w:ind w:left="1440" w:hanging="360"/>
+      </w:pPr>
+      <w:rPr>
+        <w:rFonts w:ascii="Courier New" w:hAnsi="Courier New" w:hint="default"/>
+        <w:sz w:val="20"/>
+      </w:rPr>
+    </w:lvl>
+    <w:lvl w:ilvl="2" w:tentative="1">
+      <w:start w:val="1"/>
+      <w:numFmt w:val="bullet"/>
+      <w:lvlText w:val=""/>
+      <w:lvlJc w:val="left"/>
+      <w:pPr>
+        <w:tabs>
+          <w:tab w:val="num" w:pos="2160"/>
+        </w:tabs>
+        <w:ind w:left="2160" w:hanging="360"/>
+      </w:pPr>
+      <w:rPr>
+        <w:rFonts w:ascii="Wingdings" w:hAnsi="Wingdings" w:hint="default"/>
+        <w:sz w:val="20"/>
+      </w:rPr>
+    </w:lvl>
+    <w:lvl w:ilvl="3" w:tentative="1">
+      <w:start w:val="1"/>
+      <w:numFmt w:val="bullet"/>
+      <w:lvlText w:val=""/>
+      <w:lvlJc w:val="left"/>
+      <w:pPr>
+        <w:tabs>
+          <w:tab w:val="num" w:pos="2880"/>
+        </w:tabs>
+        <w:ind w:left="2880" w:hanging="360"/>
+      </w:pPr>
+      <w:rPr>
+        <w:rFonts w:ascii="Wingdings" w:hAnsi="Wingdings" w:hint="default"/>
+        <w:sz w:val="20"/>
+      </w:rPr>
+    </w:lvl>
+    <w:lvl w:ilvl="4" w:tentative="1">
+      <w:start w:val="1"/>
+      <w:numFmt w:val="bullet"/>
+      <w:lvlText w:val=""/>
+      <w:lvlJc w:val="left"/>
+      <w:pPr>
+        <w:tabs>
+          <w:tab w:val="num" w:pos="3600"/>
+        </w:tabs>
+        <w:ind w:left="3600" w:hanging="360"/>
+      </w:pPr>
+      <w:rPr>
+        <w:rFonts w:ascii="Wingdings" w:hAnsi="Wingdings" w:hint="default"/>
+        <w:sz w:val="20"/>
+      </w:rPr>
+    </w:lvl>
+    <w:lvl w:ilvl="5" w:tentative="1">
+      <w:start w:val="1"/>
+      <w:numFmt w:val="bullet"/>
+      <w:lvlText w:val=""/>
+      <w:lvlJc w:val="left"/>
+      <w:pPr>
+        <w:tabs>
+          <w:tab w:val="num" w:pos="4320"/>
+        </w:tabs>
+        <w:ind w:left="4320" w:hanging="360"/>
+      </w:pPr>
+      <w:rPr>
+        <w:rFonts w:ascii="Wingdings" w:hAnsi="Wingdings" w:hint="default"/>
+        <w:sz w:val="20"/>
+      </w:rPr>
+    </w:lvl>
+    <w:lvl w:ilvl="6" w:tentative="1">
+      <w:start w:val="1"/>
+      <w:numFmt w:val="bullet"/>
+      <w:lvlText w:val=""/>
+      <w:lvlJc w:val="left"/>
+      <w:pPr>
+        <w:tabs>
+          <w:tab w:val="num" w:pos="5040"/>
+        </w:tabs>
+        <w:ind w:left="5040" w:hanging="360"/>
+      </w:pPr>
+      <w:rPr>
+        <w:rFonts w:ascii="Wingdings" w:hAnsi="Wingdings" w:hint="default"/>
+        <w:sz w:val="20"/>
+      </w:rPr>
+    </w:lvl>
+    <w:lvl w:ilvl="7" w:tentative="1">
+      <w:start w:val="1"/>
+      <w:numFmt w:val="bullet"/>
+      <w:lvlText w:val=""/>
+      <w:lvlJc w:val="left"/>
+      <w:pPr>
+        <w:tabs>
+          <w:tab w:val="num" w:pos="5760"/>
+        </w:tabs>
+        <w:ind w:left="5760" w:hanging="360"/>
+      </w:pPr>
+      <w:rPr>
+        <w:rFonts w:ascii="Wingdings" w:hAnsi="Wingdings" w:hint="default"/>
+        <w:sz w:val="20"/>
+      </w:rPr>
+    </w:lvl>
+    <w:lvl w:ilvl="8" w:tentative="1">
+      <w:start w:val="1"/>
+      <w:numFmt w:val="bullet"/>
+      <w:lvlText w:val=""/>
+      <w:lvlJc w:val="left"/>
+      <w:pPr>
+        <w:tabs>
+          <w:tab w:val="num" w:pos="6480"/>
+        </w:tabs>
+        <w:ind w:left="6480" w:hanging="360"/>
+      </w:pPr>
+      <w:rPr>
+        <w:rFonts w:ascii="Wingdings" w:hAnsi="Wingdings" w:hint="default"/>
+        <w:sz w:val="20"/>
+      </w:rPr>
+    </w:lvl>
+  </w:abstractNum>
+  <w:abstractNum w:abstractNumId="3" w15:restartNumberingAfterBreak="0">
     <w:nsid w:val="2B092569"/>
     <w:multiLevelType w:val="multilevel"/>
     <w:tmpl w:val="EC7623F2"/>
@@ -6062,7 +6636,156 @@
       </w:pPr>
     </w:lvl>
   </w:abstractNum>
-  <w:abstractNum w:abstractNumId="2" w15:restartNumberingAfterBreak="0">
+  <w:abstractNum w:abstractNumId="4" w15:restartNumberingAfterBreak="0">
+    <w:nsid w:val="44EE2AF5"/>
+    <w:multiLevelType w:val="multilevel"/>
+    <w:tmpl w:val="6F86FC56"/>
+    <w:lvl w:ilvl="0">
+      <w:start w:val="1"/>
+      <w:numFmt w:val="bullet"/>
+      <w:lvlText w:val=""/>
+      <w:lvlJc w:val="left"/>
+      <w:pPr>
+        <w:tabs>
+          <w:tab w:val="num" w:pos="720"/>
+        </w:tabs>
+        <w:ind w:left="720" w:hanging="360"/>
+      </w:pPr>
+      <w:rPr>
+        <w:rFonts w:ascii="Symbol" w:hAnsi="Symbol" w:hint="default"/>
+        <w:sz w:val="20"/>
+      </w:rPr>
+    </w:lvl>
+    <w:lvl w:ilvl="1" w:tentative="1">
+      <w:start w:val="1"/>
+      <w:numFmt w:val="bullet"/>
+      <w:lvlText w:val="o"/>
+      <w:lvlJc w:val="left"/>
+      <w:pPr>
+        <w:tabs>
+          <w:tab w:val="num" w:pos="1440"/>
+        </w:tabs>
+        <w:ind w:left="1440" w:hanging="360"/>
+      </w:pPr>
+      <w:rPr>
+        <w:rFonts w:ascii="Courier New" w:hAnsi="Courier New" w:hint="default"/>
+        <w:sz w:val="20"/>
+      </w:rPr>
+    </w:lvl>
+    <w:lvl w:ilvl="2" w:tentative="1">
+      <w:start w:val="1"/>
+      <w:numFmt w:val="bullet"/>
+      <w:lvlText w:val=""/>
+      <w:lvlJc w:val="left"/>
+      <w:pPr>
+        <w:tabs>
+          <w:tab w:val="num" w:pos="2160"/>
+        </w:tabs>
+        <w:ind w:left="2160" w:hanging="360"/>
+      </w:pPr>
+      <w:rPr>
+        <w:rFonts w:ascii="Wingdings" w:hAnsi="Wingdings" w:hint="default"/>
+        <w:sz w:val="20"/>
+      </w:rPr>
+    </w:lvl>
+    <w:lvl w:ilvl="3" w:tentative="1">
+      <w:start w:val="1"/>
+      <w:numFmt w:val="bullet"/>
+      <w:lvlText w:val=""/>
+      <w:lvlJc w:val="left"/>
+      <w:pPr>
+        <w:tabs>
+          <w:tab w:val="num" w:pos="2880"/>
+        </w:tabs>
+        <w:ind w:left="2880" w:hanging="360"/>
+      </w:pPr>
+      <w:rPr>
+        <w:rFonts w:ascii="Wingdings" w:hAnsi="Wingdings" w:hint="default"/>
+        <w:sz w:val="20"/>
+      </w:rPr>
+    </w:lvl>
+    <w:lvl w:ilvl="4" w:tentative="1">
+      <w:start w:val="1"/>
+      <w:numFmt w:val="bullet"/>
+      <w:lvlText w:val=""/>
+      <w:lvlJc w:val="left"/>
+      <w:pPr>
+        <w:tabs>
+          <w:tab w:val="num" w:pos="3600"/>
+        </w:tabs>
+        <w:ind w:left="3600" w:hanging="360"/>
+      </w:pPr>
+      <w:rPr>
+        <w:rFonts w:ascii="Wingdings" w:hAnsi="Wingdings" w:hint="default"/>
+        <w:sz w:val="20"/>
+      </w:rPr>
+    </w:lvl>
+    <w:lvl w:ilvl="5" w:tentative="1">
+      <w:start w:val="1"/>
+      <w:numFmt w:val="bullet"/>
+      <w:lvlText w:val=""/>
+      <w:lvlJc w:val="left"/>
+      <w:pPr>
+        <w:tabs>
+          <w:tab w:val="num" w:pos="4320"/>
+        </w:tabs>
+        <w:ind w:left="4320" w:hanging="360"/>
+      </w:pPr>
+      <w:rPr>
+        <w:rFonts w:ascii="Wingdings" w:hAnsi="Wingdings" w:hint="default"/>
+        <w:sz w:val="20"/>
+      </w:rPr>
+    </w:lvl>
+    <w:lvl w:ilvl="6" w:tentative="1">
+      <w:start w:val="1"/>
+      <w:numFmt w:val="bullet"/>
+      <w:lvlText w:val=""/>
+      <w:lvlJc w:val="left"/>
+      <w:pPr>
+        <w:tabs>
+          <w:tab w:val="num" w:pos="5040"/>
+        </w:tabs>
+        <w:ind w:left="5040" w:hanging="360"/>
+      </w:pPr>
+      <w:rPr>
+        <w:rFonts w:ascii="Wingdings" w:hAnsi="Wingdings" w:hint="default"/>
+        <w:sz w:val="20"/>
+      </w:rPr>
+    </w:lvl>
+    <w:lvl w:ilvl="7" w:tentative="1">
+      <w:start w:val="1"/>
+      <w:numFmt w:val="bullet"/>
+      <w:lvlText w:val=""/>
+      <w:lvlJc w:val="left"/>
+      <w:pPr>
+        <w:tabs>
+          <w:tab w:val="num" w:pos="5760"/>
+        </w:tabs>
+        <w:ind w:left="5760" w:hanging="360"/>
+      </w:pPr>
+      <w:rPr>
+        <w:rFonts w:ascii="Wingdings" w:hAnsi="Wingdings" w:hint="default"/>
+        <w:sz w:val="20"/>
+      </w:rPr>
+    </w:lvl>
+    <w:lvl w:ilvl="8" w:tentative="1">
+      <w:start w:val="1"/>
+      <w:numFmt w:val="bullet"/>
+      <w:lvlText w:val=""/>
+      <w:lvlJc w:val="left"/>
+      <w:pPr>
+        <w:tabs>
+          <w:tab w:val="num" w:pos="6480"/>
+        </w:tabs>
+        <w:ind w:left="6480" w:hanging="360"/>
+      </w:pPr>
+      <w:rPr>
+        <w:rFonts w:ascii="Wingdings" w:hAnsi="Wingdings" w:hint="default"/>
+        <w:sz w:val="20"/>
+      </w:rPr>
+    </w:lvl>
+  </w:abstractNum>
+  <w:abstractNum w:abstractNumId="5" w15:restartNumberingAfterBreak="0">
     <w:nsid w:val="53EA7134"/>
     <w:multiLevelType w:val="multilevel"/>
     <w:tmpl w:val="3E2C96E4"/>
@@ -6211,7 +6934,156 @@
       </w:rPr>
     </w:lvl>
   </w:abstractNum>
-  <w:abstractNum w:abstractNumId="3" w15:restartNumberingAfterBreak="0">
+  <w:abstractNum w:abstractNumId="6" w15:restartNumberingAfterBreak="0">
+    <w:nsid w:val="57814230"/>
+    <w:multiLevelType w:val="multilevel"/>
+    <w:tmpl w:val="E732EBF2"/>
+    <w:lvl w:ilvl="0">
+      <w:start w:val="1"/>
+      <w:numFmt w:val="bullet"/>
+      <w:lvlText w:val=""/>
+      <w:lvlJc w:val="left"/>
+      <w:pPr>
+        <w:tabs>
+          <w:tab w:val="num" w:pos="720"/>
+        </w:tabs>
+        <w:ind w:left="720" w:hanging="360"/>
+      </w:pPr>
+      <w:rPr>
+        <w:rFonts w:ascii="Symbol" w:hAnsi="Symbol" w:hint="default"/>
+        <w:sz w:val="20"/>
+      </w:rPr>
+    </w:lvl>
+    <w:lvl w:ilvl="1" w:tentative="1">
+      <w:start w:val="1"/>
+      <w:numFmt w:val="bullet"/>
+      <w:lvlText w:val="o"/>
+      <w:lvlJc w:val="left"/>
+      <w:pPr>
+        <w:tabs>
+          <w:tab w:val="num" w:pos="1440"/>
+        </w:tabs>
+        <w:ind w:left="1440" w:hanging="360"/>
+      </w:pPr>
+      <w:rPr>
+        <w:rFonts w:ascii="Courier New" w:hAnsi="Courier New" w:hint="default"/>
+        <w:sz w:val="20"/>
+      </w:rPr>
+    </w:lvl>
+    <w:lvl w:ilvl="2" w:tentative="1">
+      <w:start w:val="1"/>
+      <w:numFmt w:val="bullet"/>
+      <w:lvlText w:val=""/>
+      <w:lvlJc w:val="left"/>
+      <w:pPr>
+        <w:tabs>
+          <w:tab w:val="num" w:pos="2160"/>
+        </w:tabs>
+        <w:ind w:left="2160" w:hanging="360"/>
+      </w:pPr>
+      <w:rPr>
+        <w:rFonts w:ascii="Wingdings" w:hAnsi="Wingdings" w:hint="default"/>
+        <w:sz w:val="20"/>
+      </w:rPr>
+    </w:lvl>
+    <w:lvl w:ilvl="3" w:tentative="1">
+      <w:start w:val="1"/>
+      <w:numFmt w:val="bullet"/>
+      <w:lvlText w:val=""/>
+      <w:lvlJc w:val="left"/>
+      <w:pPr>
+        <w:tabs>
+          <w:tab w:val="num" w:pos="2880"/>
+        </w:tabs>
+        <w:ind w:left="2880" w:hanging="360"/>
+      </w:pPr>
+      <w:rPr>
+        <w:rFonts w:ascii="Wingdings" w:hAnsi="Wingdings" w:hint="default"/>
+        <w:sz w:val="20"/>
+      </w:rPr>
+    </w:lvl>
+    <w:lvl w:ilvl="4" w:tentative="1">
+      <w:start w:val="1"/>
+      <w:numFmt w:val="bullet"/>
+      <w:lvlText w:val=""/>
+      <w:lvlJc w:val="left"/>
+      <w:pPr>
+        <w:tabs>
+          <w:tab w:val="num" w:pos="3600"/>
+        </w:tabs>
+        <w:ind w:left="3600" w:hanging="360"/>
+      </w:pPr>
+      <w:rPr>
+        <w:rFonts w:ascii="Wingdings" w:hAnsi="Wingdings" w:hint="default"/>
+        <w:sz w:val="20"/>
+      </w:rPr>
+    </w:lvl>
+    <w:lvl w:ilvl="5" w:tentative="1">
+      <w:start w:val="1"/>
+      <w:numFmt w:val="bullet"/>
+      <w:lvlText w:val=""/>
+      <w:lvlJc w:val="left"/>
+      <w:pPr>
+        <w:tabs>
+          <w:tab w:val="num" w:pos="4320"/>
+        </w:tabs>
+        <w:ind w:left="4320" w:hanging="360"/>
+      </w:pPr>
+      <w:rPr>
+        <w:rFonts w:ascii="Wingdings" w:hAnsi="Wingdings" w:hint="default"/>
+        <w:sz w:val="20"/>
+      </w:rPr>
+    </w:lvl>
+    <w:lvl w:ilvl="6" w:tentative="1">
+      <w:start w:val="1"/>
+      <w:numFmt w:val="bullet"/>
+      <w:lvlText w:val=""/>
+      <w:lvlJc w:val="left"/>
+      <w:pPr>
+        <w:tabs>
+          <w:tab w:val="num" w:pos="5040"/>
+        </w:tabs>
+        <w:ind w:left="5040" w:hanging="360"/>
+      </w:pPr>
+      <w:rPr>
+        <w:rFonts w:ascii="Wingdings" w:hAnsi="Wingdings" w:hint="default"/>
+        <w:sz w:val="20"/>
+      </w:rPr>
+    </w:lvl>
+    <w:lvl w:ilvl="7" w:tentative="1">
+      <w:start w:val="1"/>
+      <w:numFmt w:val="bullet"/>
+      <w:lvlText w:val=""/>
+      <w:lvlJc w:val="left"/>
+      <w:pPr>
+        <w:tabs>
+          <w:tab w:val="num" w:pos="5760"/>
+        </w:tabs>
+        <w:ind w:left="5760" w:hanging="360"/>
+      </w:pPr>
+      <w:rPr>
+        <w:rFonts w:ascii="Wingdings" w:hAnsi="Wingdings" w:hint="default"/>
+        <w:sz w:val="20"/>
+      </w:rPr>
+    </w:lvl>
+    <w:lvl w:ilvl="8" w:tentative="1">
+      <w:start w:val="1"/>
+      <w:numFmt w:val="bullet"/>
+      <w:lvlText w:val=""/>
+      <w:lvlJc w:val="left"/>
+      <w:pPr>
+        <w:tabs>
+          <w:tab w:val="num" w:pos="6480"/>
+        </w:tabs>
+        <w:ind w:left="6480" w:hanging="360"/>
+      </w:pPr>
+      <w:rPr>
+        <w:rFonts w:ascii="Wingdings" w:hAnsi="Wingdings" w:hint="default"/>
+        <w:sz w:val="20"/>
+      </w:rPr>
+    </w:lvl>
+  </w:abstractNum>
+  <w:abstractNum w:abstractNumId="7" w15:restartNumberingAfterBreak="0">
     <w:nsid w:val="5B1B5B47"/>
     <w:multiLevelType w:val="multilevel"/>
     <w:tmpl w:val="EBB64E8E"/>
@@ -6360,7 +7232,7 @@
       </w:rPr>
     </w:lvl>
   </w:abstractNum>
-  <w:abstractNum w:abstractNumId="4" w15:restartNumberingAfterBreak="0">
+  <w:abstractNum w:abstractNumId="8" w15:restartNumberingAfterBreak="0">
     <w:nsid w:val="69B23156"/>
     <w:multiLevelType w:val="multilevel"/>
     <w:tmpl w:val="D07A818E"/>
@@ -6509,20 +7381,184 @@
       </w:rPr>
     </w:lvl>
   </w:abstractNum>
+  <w:abstractNum w:abstractNumId="9" w15:restartNumberingAfterBreak="0">
+    <w:nsid w:val="6BBC5233"/>
+    <w:multiLevelType w:val="multilevel"/>
+    <w:tmpl w:val="6B4CBDE8"/>
+    <w:lvl w:ilvl="0">
+      <w:start w:val="1"/>
+      <w:numFmt w:val="bullet"/>
+      <w:lvlText w:val=""/>
+      <w:lvlJc w:val="left"/>
+      <w:pPr>
+        <w:tabs>
+          <w:tab w:val="num" w:pos="720"/>
+        </w:tabs>
+        <w:ind w:left="720" w:hanging="360"/>
+      </w:pPr>
+      <w:rPr>
+        <w:rFonts w:ascii="Symbol" w:hAnsi="Symbol" w:hint="default"/>
+        <w:sz w:val="20"/>
+      </w:rPr>
+    </w:lvl>
+    <w:lvl w:ilvl="1">
+      <w:start w:val="1"/>
+      <w:numFmt w:val="bullet"/>
+      <w:lvlText w:val="o"/>
+      <w:lvlJc w:val="left"/>
+      <w:pPr>
+        <w:tabs>
+          <w:tab w:val="num" w:pos="1440"/>
+        </w:tabs>
+        <w:ind w:left="1440" w:hanging="360"/>
+      </w:pPr>
+      <w:rPr>
+        <w:rFonts w:ascii="Courier New" w:hAnsi="Courier New" w:hint="default"/>
+        <w:sz w:val="20"/>
+      </w:rPr>
+    </w:lvl>
+    <w:lvl w:ilvl="2" w:tentative="1">
+      <w:start w:val="1"/>
+      <w:numFmt w:val="bullet"/>
+      <w:lvlText w:val=""/>
+      <w:lvlJc w:val="left"/>
+      <w:pPr>
+        <w:tabs>
+          <w:tab w:val="num" w:pos="2160"/>
+        </w:tabs>
+        <w:ind w:left="2160" w:hanging="360"/>
+      </w:pPr>
+      <w:rPr>
+        <w:rFonts w:ascii="Wingdings" w:hAnsi="Wingdings" w:hint="default"/>
+        <w:sz w:val="20"/>
+      </w:rPr>
+    </w:lvl>
+    <w:lvl w:ilvl="3" w:tentative="1">
+      <w:start w:val="1"/>
+      <w:numFmt w:val="bullet"/>
+      <w:lvlText w:val=""/>
+      <w:lvlJc w:val="left"/>
+      <w:pPr>
+        <w:tabs>
+          <w:tab w:val="num" w:pos="2880"/>
+        </w:tabs>
+        <w:ind w:left="2880" w:hanging="360"/>
+      </w:pPr>
+      <w:rPr>
+        <w:rFonts w:ascii="Wingdings" w:hAnsi="Wingdings" w:hint="default"/>
+        <w:sz w:val="20"/>
+      </w:rPr>
+    </w:lvl>
+    <w:lvl w:ilvl="4" w:tentative="1">
+      <w:start w:val="1"/>
+      <w:numFmt w:val="bullet"/>
+      <w:lvlText w:val=""/>
+      <w:lvlJc w:val="left"/>
+      <w:pPr>
+        <w:tabs>
+          <w:tab w:val="num" w:pos="3600"/>
+        </w:tabs>
+        <w:ind w:left="3600" w:hanging="360"/>
+      </w:pPr>
+      <w:rPr>
+        <w:rFonts w:ascii="Wingdings" w:hAnsi="Wingdings" w:hint="default"/>
+        <w:sz w:val="20"/>
+      </w:rPr>
+    </w:lvl>
+    <w:lvl w:ilvl="5" w:tentative="1">
+      <w:start w:val="1"/>
+      <w:numFmt w:val="bullet"/>
+      <w:lvlText w:val=""/>
+      <w:lvlJc w:val="left"/>
+      <w:pPr>
+        <w:tabs>
+          <w:tab w:val="num" w:pos="4320"/>
+        </w:tabs>
+        <w:ind w:left="4320" w:hanging="360"/>
+      </w:pPr>
+      <w:rPr>
+        <w:rFonts w:ascii="Wingdings" w:hAnsi="Wingdings" w:hint="default"/>
+        <w:sz w:val="20"/>
+      </w:rPr>
+    </w:lvl>
+    <w:lvl w:ilvl="6" w:tentative="1">
+      <w:start w:val="1"/>
+      <w:numFmt w:val="bullet"/>
+      <w:lvlText w:val=""/>
+      <w:lvlJc w:val="left"/>
+      <w:pPr>
+        <w:tabs>
+          <w:tab w:val="num" w:pos="5040"/>
+        </w:tabs>
+        <w:ind w:left="5040" w:hanging="360"/>
+      </w:pPr>
+      <w:rPr>
+        <w:rFonts w:ascii="Wingdings" w:hAnsi="Wingdings" w:hint="default"/>
+        <w:sz w:val="20"/>
+      </w:rPr>
+    </w:lvl>
+    <w:lvl w:ilvl="7" w:tentative="1">
+      <w:start w:val="1"/>
+      <w:numFmt w:val="bullet"/>
+      <w:lvlText w:val=""/>
+      <w:lvlJc w:val="left"/>
+      <w:pPr>
+        <w:tabs>
+          <w:tab w:val="num" w:pos="5760"/>
+        </w:tabs>
+        <w:ind w:left="5760" w:hanging="360"/>
+      </w:pPr>
+      <w:rPr>
+        <w:rFonts w:ascii="Wingdings" w:hAnsi="Wingdings" w:hint="default"/>
+        <w:sz w:val="20"/>
+      </w:rPr>
+    </w:lvl>
+    <w:lvl w:ilvl="8" w:tentative="1">
+      <w:start w:val="1"/>
+      <w:numFmt w:val="bullet"/>
+      <w:lvlText w:val=""/>
+      <w:lvlJc w:val="left"/>
+      <w:pPr>
+        <w:tabs>
+          <w:tab w:val="num" w:pos="6480"/>
+        </w:tabs>
+        <w:ind w:left="6480" w:hanging="360"/>
+      </w:pPr>
+      <w:rPr>
+        <w:rFonts w:ascii="Wingdings" w:hAnsi="Wingdings" w:hint="default"/>
+        <w:sz w:val="20"/>
+      </w:rPr>
+    </w:lvl>
+  </w:abstractNum>
   <w:num w:numId="1">
-    <w:abstractNumId w:val="3"/>
+    <w:abstractNumId w:val="7"/>
   </w:num>
   <w:num w:numId="2">
-    <w:abstractNumId w:val="2"/>
+    <w:abstractNumId w:val="5"/>
   </w:num>
   <w:num w:numId="3">
     <w:abstractNumId w:val="0"/>
   </w:num>
   <w:num w:numId="4">
+    <w:abstractNumId w:val="8"/>
+  </w:num>
+  <w:num w:numId="5">
+    <w:abstractNumId w:val="3"/>
+  </w:num>
+  <w:num w:numId="6">
+    <w:abstractNumId w:val="1"/>
+  </w:num>
+  <w:num w:numId="7">
     <w:abstractNumId w:val="4"/>
   </w:num>
-  <w:num w:numId="5">
-    <w:abstractNumId w:val="1"/>
+  <w:num w:numId="8">
+    <w:abstractNumId w:val="9"/>
+  </w:num>
+  <w:num w:numId="9">
+    <w:abstractNumId w:val="2"/>
+  </w:num>
+  <w:num w:numId="10">
+    <w:abstractNumId w:val="6"/>
   </w:num>
 </w:numbering>
 </file>
@@ -6968,6 +8004,29 @@
       <w:sz w:val="16"/>
     </w:rPr>
   </w:style>
+  <w:style w:type="paragraph" w:styleId="Heading3">
+    <w:name w:val="heading 3"/>
+    <w:basedOn w:val="Normal"/>
+    <w:next w:val="Normal"/>
+    <w:link w:val="Heading3Char"/>
+    <w:uiPriority w:val="9"/>
+    <w:semiHidden/>
+    <w:unhideWhenUsed/>
+    <w:qFormat/>
+    <w:rsid w:val="00D17DEB"/>
+    <w:pPr>
+      <w:keepNext/>
+      <w:keepLines/>
+      <w:spacing w:before="40" w:after="0"/>
+      <w:outlineLvl w:val="2"/>
+    </w:pPr>
+    <w:rPr>
+      <w:rFonts w:asciiTheme="majorHAnsi" w:eastAsiaTheme="majorEastAsia" w:hAnsiTheme="majorHAnsi" w:cstheme="majorBidi"/>
+      <w:color w:val="1F4D78" w:themeColor="accent1" w:themeShade="7F"/>
+      <w:sz w:val="24"/>
+      <w:szCs w:val="24"/>
+    </w:rPr>
+  </w:style>
   <w:style w:type="character" w:default="1" w:styleId="DefaultParagraphFont">
     <w:name w:val="Default Paragraph Font"/>
     <w:uiPriority w:val="1"/>
@@ -7063,6 +8122,69 @@
     <w:semiHidden/>
     <w:unhideWhenUsed/>
     <w:rsid w:val="007341E0"/>
+    <w:rPr>
+      <w:rFonts w:ascii="Courier New" w:eastAsia="Times New Roman" w:hAnsi="Courier New" w:cs="Courier New"/>
+      <w:sz w:val="20"/>
+      <w:szCs w:val="20"/>
+    </w:rPr>
+  </w:style>
+  <w:style w:type="character" w:customStyle="1" w:styleId="Heading3Char">
+    <w:name w:val="Heading 3 Char"/>
+    <w:basedOn w:val="DefaultParagraphFont"/>
+    <w:link w:val="Heading3"/>
+    <w:uiPriority w:val="9"/>
+    <w:semiHidden/>
+    <w:rsid w:val="00D17DEB"/>
+    <w:rPr>
+      <w:rFonts w:asciiTheme="majorHAnsi" w:eastAsiaTheme="majorEastAsia" w:hAnsiTheme="majorHAnsi" w:cstheme="majorBidi"/>
+      <w:color w:val="1F4D78" w:themeColor="accent1" w:themeShade="7F"/>
+      <w:sz w:val="24"/>
+      <w:szCs w:val="24"/>
+    </w:rPr>
+  </w:style>
+  <w:style w:type="paragraph" w:styleId="HTMLPreformatted">
+    <w:name w:val="HTML Preformatted"/>
+    <w:basedOn w:val="Normal"/>
+    <w:link w:val="HTMLPreformattedChar"/>
+    <w:uiPriority w:val="99"/>
+    <w:semiHidden/>
+    <w:unhideWhenUsed/>
+    <w:rsid w:val="00D17DEB"/>
+    <w:pPr>
+      <w:tabs>
+        <w:tab w:val="left" w:pos="916"/>
+        <w:tab w:val="left" w:pos="1832"/>
+        <w:tab w:val="left" w:pos="2748"/>
+        <w:tab w:val="left" w:pos="3664"/>
+        <w:tab w:val="left" w:pos="4580"/>
+        <w:tab w:val="left" w:pos="5496"/>
+        <w:tab w:val="left" w:pos="6412"/>
+        <w:tab w:val="left" w:pos="7328"/>
+        <w:tab w:val="left" w:pos="8244"/>
+        <w:tab w:val="left" w:pos="9160"/>
+        <w:tab w:val="left" w:pos="10076"/>
+        <w:tab w:val="left" w:pos="10992"/>
+        <w:tab w:val="left" w:pos="11908"/>
+        <w:tab w:val="left" w:pos="12824"/>
+        <w:tab w:val="left" w:pos="13740"/>
+        <w:tab w:val="left" w:pos="14656"/>
+      </w:tabs>
+      <w:spacing w:after="0" w:line="240" w:lineRule="auto"/>
+    </w:pPr>
+    <w:rPr>
+      <w:rFonts w:ascii="Courier New" w:eastAsia="Times New Roman" w:hAnsi="Courier New" w:cs="Courier New"/>
+      <w:color w:val="auto"/>
+      <w:sz w:val="20"/>
+      <w:szCs w:val="20"/>
+    </w:rPr>
+  </w:style>
+  <w:style w:type="character" w:customStyle="1" w:styleId="HTMLPreformattedChar">
+    <w:name w:val="HTML Preformatted Char"/>
+    <w:basedOn w:val="DefaultParagraphFont"/>
+    <w:link w:val="HTMLPreformatted"/>
+    <w:uiPriority w:val="99"/>
+    <w:semiHidden/>
+    <w:rsid w:val="00D17DEB"/>
     <w:rPr>
       <w:rFonts w:ascii="Courier New" w:eastAsia="Times New Roman" w:hAnsi="Courier New" w:cs="Courier New"/>
       <w:sz w:val="20"/>
